--- a/Tech Docs/Eaton,Isabella-Tech Doc CS1050.docx
+++ b/Tech Docs/Eaton,Isabella-Tech Doc CS1050.docx
@@ -20,7 +20,20 @@
         <w:jc w:val="center"/>
       </w:pPr>
       <w:r>
-        <w:t>CS 1050 Technical Documentation</w:t>
+        <w:t xml:space="preserve">CS 1050 Technical </w:t>
+      </w:r>
+      <w:commentRangeStart w:id="1"/>
+      <w:r>
+        <w:t>Documentation</w:t>
+      </w:r>
+      <w:commentRangeEnd w:id="1"/>
+      <w:r>
+        <w:rPr>
+          <w:rStyle w:val="CommentReference"/>
+          <w:sz w:val="38"/>
+          <w:szCs w:val="38"/>
+        </w:rPr>
+        <w:commentReference w:id="1"/>
       </w:r>
     </w:p>
     <w:p>
@@ -164,7 +177,25 @@
                       <w:sz w:val="20"/>
                       <w:szCs w:val="20"/>
                     </w:rPr>
-                    <w:t>Version Control</w:t>
+                    <w:t>Version</w:t>
+                  </w:r>
+                  <w:r>
+                    <w:rPr>
+                      <w:rStyle w:val="Hyperlink"/>
+                      <w:noProof/>
+                      <w:sz w:val="20"/>
+                      <w:szCs w:val="20"/>
+                    </w:rPr>
+                    <w:t xml:space="preserve"> </w:t>
+                  </w:r>
+                  <w:r>
+                    <w:rPr>
+                      <w:rStyle w:val="Hyperlink"/>
+                      <w:noProof/>
+                      <w:sz w:val="20"/>
+                      <w:szCs w:val="20"/>
+                    </w:rPr>
+                    <w:t>Control</w:t>
                   </w:r>
                 </w:hyperlink>
               </w:p>
@@ -276,7 +307,25 @@
                       <w:sz w:val="20"/>
                       <w:szCs w:val="20"/>
                     </w:rPr>
-                    <w:t>Implement Quality Documented Code</w:t>
+                    <w:t>Implem</w:t>
+                  </w:r>
+                  <w:r>
+                    <w:rPr>
+                      <w:rStyle w:val="Hyperlink"/>
+                      <w:noProof/>
+                      <w:sz w:val="20"/>
+                      <w:szCs w:val="20"/>
+                    </w:rPr>
+                    <w:t>e</w:t>
+                  </w:r>
+                  <w:r>
+                    <w:rPr>
+                      <w:rStyle w:val="Hyperlink"/>
+                      <w:noProof/>
+                      <w:sz w:val="20"/>
+                      <w:szCs w:val="20"/>
+                    </w:rPr>
+                    <w:t>nt Quality Documented Code</w:t>
                   </w:r>
                 </w:hyperlink>
               </w:p>
@@ -674,7 +723,43 @@
                       <w:sz w:val="20"/>
                       <w:szCs w:val="20"/>
                     </w:rPr>
-                    <w:t>Module 2: Predefined Classes, Methods, and Decision Structures</w:t>
+                    <w:t>Module</w:t>
+                  </w:r>
+                  <w:r>
+                    <w:rPr>
+                      <w:rStyle w:val="Hyperlink"/>
+                      <w:noProof/>
+                      <w:sz w:val="20"/>
+                      <w:szCs w:val="20"/>
+                    </w:rPr>
+                    <w:t xml:space="preserve"> </w:t>
+                  </w:r>
+                  <w:r>
+                    <w:rPr>
+                      <w:rStyle w:val="Hyperlink"/>
+                      <w:noProof/>
+                      <w:sz w:val="20"/>
+                      <w:szCs w:val="20"/>
+                    </w:rPr>
+                    <w:t>2: Predefined Cl</w:t>
+                  </w:r>
+                  <w:r>
+                    <w:rPr>
+                      <w:rStyle w:val="Hyperlink"/>
+                      <w:noProof/>
+                      <w:sz w:val="20"/>
+                      <w:szCs w:val="20"/>
+                    </w:rPr>
+                    <w:t>a</w:t>
+                  </w:r>
+                  <w:r>
+                    <w:rPr>
+                      <w:rStyle w:val="Hyperlink"/>
+                      <w:noProof/>
+                      <w:sz w:val="20"/>
+                      <w:szCs w:val="20"/>
+                    </w:rPr>
+                    <w:t>sses, Methods, and Decision Structures</w:t>
                   </w:r>
                 </w:hyperlink>
               </w:p>
@@ -793,14 +878,14 @@
       <w:pPr>
         <w:pStyle w:val="Heading1"/>
       </w:pPr>
-      <w:bookmarkStart w:id="1" w:name="_heading=h.gqcdcp24u6t" w:colFirst="0" w:colLast="0"/>
-      <w:bookmarkStart w:id="2" w:name="_Toc221011805"/>
-      <w:bookmarkEnd w:id="1"/>
+      <w:bookmarkStart w:id="2" w:name="_heading=h.gqcdcp24u6t" w:colFirst="0" w:colLast="0"/>
+      <w:bookmarkStart w:id="3" w:name="_Toc221011805"/>
+      <w:bookmarkEnd w:id="2"/>
       <w:r>
         <w:lastRenderedPageBreak/>
         <w:t>SD01  Software Development and Tools</w:t>
       </w:r>
-      <w:bookmarkEnd w:id="2"/>
+      <w:bookmarkEnd w:id="3"/>
       <w:r>
         <w:t xml:space="preserve"> </w:t>
       </w:r>
@@ -809,11 +894,14 @@
       <w:pPr>
         <w:pStyle w:val="Heading3"/>
       </w:pPr>
-      <w:bookmarkStart w:id="3" w:name="_Toc221011806"/>
-      <w:r>
+      <w:bookmarkStart w:id="4" w:name="_Toc221011806"/>
+      <w:r>
+        <w:rPr>
+          <w:highlight w:val="cyan"/>
+        </w:rPr>
         <w:t>Version Control</w:t>
       </w:r>
-      <w:bookmarkEnd w:id="3"/>
+      <w:bookmarkEnd w:id="4"/>
     </w:p>
     <w:p>
       <w:pPr>
@@ -827,6 +915,59 @@
       </w:r>
     </w:p>
     <w:p>
+      <w:r>
+        <w:t>Class notes: version control with Git and GitHub.</w:t>
+      </w:r>
+    </w:p>
+    <w:p>
+      <w:pPr>
+        <w:pStyle w:val="ListParagraph"/>
+        <w:numPr>
+          <w:ilvl w:val="0"/>
+          <w:numId w:val="17"/>
+        </w:numPr>
+      </w:pPr>
+      <w:r>
+        <w:t>Git is local, GitHub is not local (internet)</w:t>
+      </w:r>
+    </w:p>
+    <w:p>
+      <w:pPr>
+        <w:pStyle w:val="ListParagraph"/>
+        <w:numPr>
+          <w:ilvl w:val="0"/>
+          <w:numId w:val="17"/>
+        </w:numPr>
+      </w:pPr>
+      <w:r>
+        <w:t xml:space="preserve">Images: where to push and pull on git </w:t>
+      </w:r>
+    </w:p>
+    <w:p>
+      <w:pPr>
+        <w:pStyle w:val="ListParagraph"/>
+        <w:numPr>
+          <w:ilvl w:val="0"/>
+          <w:numId w:val="17"/>
+        </w:numPr>
+      </w:pPr>
+      <w:r>
+        <w:t xml:space="preserve">Github, where to look </w:t>
+      </w:r>
+    </w:p>
+    <w:p>
+      <w:pPr>
+        <w:pStyle w:val="ListParagraph"/>
+        <w:numPr>
+          <w:ilvl w:val="0"/>
+          <w:numId w:val="17"/>
+        </w:numPr>
+      </w:pPr>
+      <w:r>
+        <w:t>Github doesn’t store java files, just the setup for a code or program, (doesn’t store outputs)</w:t>
+      </w:r>
+    </w:p>
+    <w:p>
       <w:pPr>
         <w:numPr>
           <w:ilvl w:val="0"/>
@@ -838,14 +979,42 @@
       </w:r>
     </w:p>
     <w:p>
+      <w:r>
+        <w:t>Do not forget to commit and push when you edit any code or documents stored in your repo.</w:t>
+      </w:r>
+    </w:p>
+    <w:p>
+      <w:r>
+        <w:t>Commit does not save to the GitHub repository, it finalizes the document for pushing.</w:t>
+      </w:r>
+    </w:p>
+    <w:p>
+      <w:r>
+        <w:t>Hidden files-&gt; .git is separate from GitHub. Says it is working, keeping track of all your versions locally, every time you say commit, it is a git command, says to make a new version or make a first version of a document in your folder (.git folder in your documents files).</w:t>
+      </w:r>
+    </w:p>
+    <w:p>
+      <w:r>
+        <w:t xml:space="preserve">Push- makes a copy on githubs server, not doing any versioning, just receiving a copy fomr your git commands. </w:t>
+      </w:r>
+    </w:p>
+    <w:p>
+      <w:r>
+        <w:t>(notes can be found on getting started section)</w:t>
+      </w:r>
+    </w:p>
+    <w:p>
       <w:pPr>
         <w:pStyle w:val="Heading3"/>
       </w:pPr>
-      <w:bookmarkStart w:id="4" w:name="_Toc221011807"/>
-      <w:r>
+      <w:bookmarkStart w:id="5" w:name="_Toc221011807"/>
+      <w:r>
+        <w:rPr>
+          <w:highlight w:val="cyan"/>
+        </w:rPr>
         <w:t>IDE and Debugging</w:t>
       </w:r>
-      <w:bookmarkEnd w:id="4"/>
+      <w:bookmarkEnd w:id="5"/>
       <w:r>
         <w:t xml:space="preserve"> </w:t>
       </w:r>
@@ -881,11 +1050,11 @@
           <w:tab w:val="left" w:pos="1620"/>
         </w:tabs>
       </w:pPr>
-      <w:bookmarkStart w:id="5" w:name="_Toc221011808"/>
+      <w:bookmarkStart w:id="6" w:name="_Toc221011808"/>
       <w:r>
         <w:t>Analyze  requirements</w:t>
       </w:r>
-      <w:bookmarkEnd w:id="5"/>
+      <w:bookmarkEnd w:id="6"/>
     </w:p>
     <w:p>
       <w:pPr>
@@ -908,11 +1077,11 @@
           <w:tab w:val="left" w:pos="1620"/>
         </w:tabs>
       </w:pPr>
-      <w:bookmarkStart w:id="6" w:name="_Toc221011809"/>
+      <w:bookmarkStart w:id="7" w:name="_Toc221011809"/>
       <w:r>
         <w:t>Design and Testing Plan</w:t>
       </w:r>
-      <w:bookmarkEnd w:id="6"/>
+      <w:bookmarkEnd w:id="7"/>
     </w:p>
     <w:p>
       <w:pPr>
@@ -938,6 +1107,7 @@
         </w:tabs>
       </w:pPr>
       <w:r>
+        <w:lastRenderedPageBreak/>
         <w:t>Develop a documented plan by creating unit test cases and algorithm designs</w:t>
       </w:r>
     </w:p>
@@ -961,11 +1131,14 @@
           <w:tab w:val="left" w:pos="1620"/>
         </w:tabs>
       </w:pPr>
-      <w:bookmarkStart w:id="7" w:name="_Toc221011810"/>
-      <w:r>
+      <w:bookmarkStart w:id="8" w:name="_Toc221011810"/>
+      <w:r>
+        <w:rPr>
+          <w:highlight w:val="cyan"/>
+        </w:rPr>
         <w:t>Implement Quality Documented Code</w:t>
       </w:r>
-      <w:bookmarkEnd w:id="7"/>
+      <w:bookmarkEnd w:id="8"/>
     </w:p>
     <w:p>
       <w:pPr>
@@ -1026,38 +1199,1646 @@
       <w:pPr>
         <w:ind w:left="0"/>
       </w:pPr>
-    </w:p>
-    <w:p>
-      <w:pPr>
-        <w:tabs>
-          <w:tab w:val="left" w:pos="360"/>
-          <w:tab w:val="left" w:pos="1170"/>
-          <w:tab w:val="left" w:pos="1620"/>
-        </w:tabs>
-      </w:pPr>
+      <w:r>
+        <w:t xml:space="preserve">Class notes: </w:t>
+      </w:r>
+    </w:p>
+    <w:p>
+      <w:pPr>
+        <w:ind w:left="0"/>
+      </w:pPr>
+      <w:r>
+        <w:t>Include naming conventions you have learned.</w:t>
+      </w:r>
+    </w:p>
+    <w:p>
+      <w:pPr>
+        <w:ind w:left="0"/>
+      </w:pPr>
+      <w:r>
+        <w:t>Include information provided as well as the oracle link to different conventions</w:t>
+      </w:r>
     </w:p>
     <w:p>
       <w:pPr>
         <w:pStyle w:val="Heading1"/>
       </w:pPr>
-      <w:bookmarkStart w:id="8" w:name="_Toc221011811"/>
-      <w:r>
-        <w:lastRenderedPageBreak/>
-        <w:t xml:space="preserve">Module 1: Programming Fundamentals and </w:t>
-      </w:r>
-      <w:commentRangeStart w:id="9"/>
+      <w:bookmarkStart w:id="9" w:name="_Toc221011811"/>
+      <w:r>
+        <w:t>Module 1: Progra</w:t>
+      </w:r>
+      <w:r>
+        <w:t>m</w:t>
+      </w:r>
+      <w:r>
+        <w:t xml:space="preserve">ming Fundamentals and </w:t>
+      </w:r>
+      <w:commentRangeStart w:id="10"/>
       <w:r>
         <w:t>Tools</w:t>
       </w:r>
-      <w:bookmarkEnd w:id="8"/>
-      <w:commentRangeEnd w:id="9"/>
+      <w:bookmarkEnd w:id="9"/>
+      <w:commentRangeEnd w:id="10"/>
       <w:r>
         <w:rPr>
           <w:rStyle w:val="CommentReference"/>
           <w:sz w:val="40"/>
           <w:szCs w:val="40"/>
         </w:rPr>
-        <w:commentReference w:id="9"/>
+        <w:commentReference w:id="10"/>
+      </w:r>
+    </w:p>
+    <w:p>
+      <w:r>
+        <w:t xml:space="preserve">Tech document examples </w:t>
+      </w:r>
+    </w:p>
+    <w:p>
+      <w:pPr>
+        <w:tabs>
+          <w:tab w:val="left" w:pos="916"/>
+          <w:tab w:val="left" w:pos="1832"/>
+          <w:tab w:val="left" w:pos="2748"/>
+          <w:tab w:val="left" w:pos="3664"/>
+          <w:tab w:val="left" w:pos="4580"/>
+          <w:tab w:val="left" w:pos="5496"/>
+          <w:tab w:val="left" w:pos="6412"/>
+          <w:tab w:val="left" w:pos="7328"/>
+          <w:tab w:val="left" w:pos="8244"/>
+          <w:tab w:val="left" w:pos="9160"/>
+          <w:tab w:val="left" w:pos="10076"/>
+          <w:tab w:val="left" w:pos="10992"/>
+          <w:tab w:val="left" w:pos="11908"/>
+          <w:tab w:val="left" w:pos="12824"/>
+          <w:tab w:val="left" w:pos="13740"/>
+          <w:tab w:val="left" w:pos="14656"/>
+        </w:tabs>
+        <w:spacing w:line="240" w:lineRule="auto"/>
+        <w:ind w:left="0"/>
+        <w:rPr>
+          <w:rFonts w:ascii="Courier New" w:eastAsia="Times New Roman" w:hAnsi="Courier New" w:cs="Courier New"/>
+          <w:color w:val="000000"/>
+          <w:sz w:val="20"/>
+          <w:szCs w:val="20"/>
+          <w:lang w:val="en-US"/>
+        </w:rPr>
+      </w:pPr>
+      <w:r>
+        <w:rPr>
+          <w:rFonts w:ascii="Courier New" w:eastAsia="Times New Roman" w:hAnsi="Courier New" w:cs="Courier New"/>
+          <w:b/>
+          <w:bCs/>
+          <w:color w:val="000FD6"/>
+          <w:sz w:val="20"/>
+          <w:szCs w:val="20"/>
+          <w:lang w:val="en-US"/>
+        </w:rPr>
+        <w:t>import</w:t>
+      </w:r>
+      <w:r>
+        <w:rPr>
+          <w:rFonts w:ascii="Courier New" w:eastAsia="Times New Roman" w:hAnsi="Courier New" w:cs="Courier New"/>
+          <w:color w:val="000000"/>
+          <w:sz w:val="20"/>
+          <w:szCs w:val="20"/>
+          <w:lang w:val="en-US"/>
+        </w:rPr>
+        <w:t xml:space="preserve"> java.util.Scanner;</w:t>
+      </w:r>
+    </w:p>
+    <w:p>
+      <w:pPr>
+        <w:tabs>
+          <w:tab w:val="left" w:pos="916"/>
+          <w:tab w:val="left" w:pos="1832"/>
+          <w:tab w:val="left" w:pos="2748"/>
+          <w:tab w:val="left" w:pos="3664"/>
+          <w:tab w:val="left" w:pos="4580"/>
+          <w:tab w:val="left" w:pos="5496"/>
+          <w:tab w:val="left" w:pos="6412"/>
+          <w:tab w:val="left" w:pos="7328"/>
+          <w:tab w:val="left" w:pos="8244"/>
+          <w:tab w:val="left" w:pos="9160"/>
+          <w:tab w:val="left" w:pos="10076"/>
+          <w:tab w:val="left" w:pos="10992"/>
+          <w:tab w:val="left" w:pos="11908"/>
+          <w:tab w:val="left" w:pos="12824"/>
+          <w:tab w:val="left" w:pos="13740"/>
+          <w:tab w:val="left" w:pos="14656"/>
+        </w:tabs>
+        <w:spacing w:line="240" w:lineRule="auto"/>
+        <w:ind w:left="0"/>
+        <w:rPr>
+          <w:rFonts w:ascii="Courier New" w:eastAsia="Times New Roman" w:hAnsi="Courier New" w:cs="Courier New"/>
+          <w:color w:val="000000"/>
+          <w:sz w:val="20"/>
+          <w:szCs w:val="20"/>
+          <w:lang w:val="en-US"/>
+        </w:rPr>
+      </w:pPr>
+    </w:p>
+    <w:p>
+      <w:pPr>
+        <w:tabs>
+          <w:tab w:val="left" w:pos="916"/>
+          <w:tab w:val="left" w:pos="1832"/>
+          <w:tab w:val="left" w:pos="2748"/>
+          <w:tab w:val="left" w:pos="3664"/>
+          <w:tab w:val="left" w:pos="4580"/>
+          <w:tab w:val="left" w:pos="5496"/>
+          <w:tab w:val="left" w:pos="6412"/>
+          <w:tab w:val="left" w:pos="7328"/>
+          <w:tab w:val="left" w:pos="8244"/>
+          <w:tab w:val="left" w:pos="9160"/>
+          <w:tab w:val="left" w:pos="10076"/>
+          <w:tab w:val="left" w:pos="10992"/>
+          <w:tab w:val="left" w:pos="11908"/>
+          <w:tab w:val="left" w:pos="12824"/>
+          <w:tab w:val="left" w:pos="13740"/>
+          <w:tab w:val="left" w:pos="14656"/>
+        </w:tabs>
+        <w:spacing w:line="240" w:lineRule="auto"/>
+        <w:ind w:left="0"/>
+        <w:rPr>
+          <w:rFonts w:ascii="Courier New" w:eastAsia="Times New Roman" w:hAnsi="Courier New" w:cs="Courier New"/>
+          <w:color w:val="000000"/>
+          <w:sz w:val="20"/>
+          <w:szCs w:val="20"/>
+          <w:lang w:val="en-US"/>
+        </w:rPr>
+      </w:pPr>
+      <w:r>
+        <w:rPr>
+          <w:rFonts w:ascii="Courier New" w:eastAsia="Times New Roman" w:hAnsi="Courier New" w:cs="Courier New"/>
+          <w:b/>
+          <w:bCs/>
+          <w:color w:val="000FD6"/>
+          <w:sz w:val="20"/>
+          <w:szCs w:val="20"/>
+          <w:lang w:val="en-US"/>
+        </w:rPr>
+        <w:t>public</w:t>
+      </w:r>
+      <w:r>
+        <w:rPr>
+          <w:rFonts w:ascii="Courier New" w:eastAsia="Times New Roman" w:hAnsi="Courier New" w:cs="Courier New"/>
+          <w:color w:val="000000"/>
+          <w:sz w:val="20"/>
+          <w:szCs w:val="20"/>
+          <w:lang w:val="en-US"/>
+        </w:rPr>
+        <w:t xml:space="preserve"> </w:t>
+      </w:r>
+      <w:r>
+        <w:rPr>
+          <w:rFonts w:ascii="Courier New" w:eastAsia="Times New Roman" w:hAnsi="Courier New" w:cs="Courier New"/>
+          <w:b/>
+          <w:bCs/>
+          <w:color w:val="000FD6"/>
+          <w:sz w:val="20"/>
+          <w:szCs w:val="20"/>
+          <w:lang w:val="en-US"/>
+        </w:rPr>
+        <w:t>class</w:t>
+      </w:r>
+      <w:r>
+        <w:rPr>
+          <w:rFonts w:ascii="Courier New" w:eastAsia="Times New Roman" w:hAnsi="Courier New" w:cs="Courier New"/>
+          <w:color w:val="000000"/>
+          <w:sz w:val="20"/>
+          <w:szCs w:val="20"/>
+          <w:lang w:val="en-US"/>
+        </w:rPr>
+        <w:t xml:space="preserve"> ComputeChange {</w:t>
+      </w:r>
+    </w:p>
+    <w:p>
+      <w:pPr>
+        <w:tabs>
+          <w:tab w:val="left" w:pos="916"/>
+          <w:tab w:val="left" w:pos="1832"/>
+          <w:tab w:val="left" w:pos="2748"/>
+          <w:tab w:val="left" w:pos="3664"/>
+          <w:tab w:val="left" w:pos="4580"/>
+          <w:tab w:val="left" w:pos="5496"/>
+          <w:tab w:val="left" w:pos="6412"/>
+          <w:tab w:val="left" w:pos="7328"/>
+          <w:tab w:val="left" w:pos="8244"/>
+          <w:tab w:val="left" w:pos="9160"/>
+          <w:tab w:val="left" w:pos="10076"/>
+          <w:tab w:val="left" w:pos="10992"/>
+          <w:tab w:val="left" w:pos="11908"/>
+          <w:tab w:val="left" w:pos="12824"/>
+          <w:tab w:val="left" w:pos="13740"/>
+          <w:tab w:val="left" w:pos="14656"/>
+        </w:tabs>
+        <w:spacing w:line="240" w:lineRule="auto"/>
+        <w:ind w:left="0"/>
+        <w:rPr>
+          <w:rFonts w:ascii="Courier New" w:eastAsia="Times New Roman" w:hAnsi="Courier New" w:cs="Courier New"/>
+          <w:color w:val="000000"/>
+          <w:sz w:val="20"/>
+          <w:szCs w:val="20"/>
+          <w:lang w:val="en-US"/>
+        </w:rPr>
+      </w:pPr>
+      <w:r>
+        <w:rPr>
+          <w:rFonts w:ascii="Courier New" w:eastAsia="Times New Roman" w:hAnsi="Courier New" w:cs="Courier New"/>
+          <w:color w:val="000000"/>
+          <w:sz w:val="20"/>
+          <w:szCs w:val="20"/>
+          <w:lang w:val="en-US"/>
+        </w:rPr>
+        <w:t xml:space="preserve">  </w:t>
+      </w:r>
+      <w:r>
+        <w:rPr>
+          <w:rFonts w:ascii="Courier New" w:eastAsia="Times New Roman" w:hAnsi="Courier New" w:cs="Courier New"/>
+          <w:b/>
+          <w:bCs/>
+          <w:color w:val="000FD6"/>
+          <w:sz w:val="20"/>
+          <w:szCs w:val="20"/>
+          <w:lang w:val="en-US"/>
+        </w:rPr>
+        <w:t>public</w:t>
+      </w:r>
+      <w:r>
+        <w:rPr>
+          <w:rFonts w:ascii="Courier New" w:eastAsia="Times New Roman" w:hAnsi="Courier New" w:cs="Courier New"/>
+          <w:color w:val="000000"/>
+          <w:sz w:val="20"/>
+          <w:szCs w:val="20"/>
+          <w:lang w:val="en-US"/>
+        </w:rPr>
+        <w:t xml:space="preserve"> </w:t>
+      </w:r>
+      <w:r>
+        <w:rPr>
+          <w:rFonts w:ascii="Courier New" w:eastAsia="Times New Roman" w:hAnsi="Courier New" w:cs="Courier New"/>
+          <w:b/>
+          <w:bCs/>
+          <w:color w:val="000FD6"/>
+          <w:sz w:val="20"/>
+          <w:szCs w:val="20"/>
+          <w:lang w:val="en-US"/>
+        </w:rPr>
+        <w:t>static</w:t>
+      </w:r>
+      <w:r>
+        <w:rPr>
+          <w:rFonts w:ascii="Courier New" w:eastAsia="Times New Roman" w:hAnsi="Courier New" w:cs="Courier New"/>
+          <w:color w:val="000000"/>
+          <w:sz w:val="20"/>
+          <w:szCs w:val="20"/>
+          <w:lang w:val="en-US"/>
+        </w:rPr>
+        <w:t xml:space="preserve"> </w:t>
+      </w:r>
+      <w:r>
+        <w:rPr>
+          <w:rFonts w:ascii="Courier New" w:eastAsia="Times New Roman" w:hAnsi="Courier New" w:cs="Courier New"/>
+          <w:b/>
+          <w:bCs/>
+          <w:color w:val="000FD6"/>
+          <w:sz w:val="20"/>
+          <w:szCs w:val="20"/>
+          <w:lang w:val="en-US"/>
+        </w:rPr>
+        <w:t>void</w:t>
+      </w:r>
+      <w:r>
+        <w:rPr>
+          <w:rFonts w:ascii="Courier New" w:eastAsia="Times New Roman" w:hAnsi="Courier New" w:cs="Courier New"/>
+          <w:color w:val="000000"/>
+          <w:sz w:val="20"/>
+          <w:szCs w:val="20"/>
+          <w:lang w:val="en-US"/>
+        </w:rPr>
+        <w:t xml:space="preserve"> main(String[] args) {   </w:t>
+      </w:r>
+    </w:p>
+    <w:p>
+      <w:pPr>
+        <w:tabs>
+          <w:tab w:val="left" w:pos="916"/>
+          <w:tab w:val="left" w:pos="1832"/>
+          <w:tab w:val="left" w:pos="2748"/>
+          <w:tab w:val="left" w:pos="3664"/>
+          <w:tab w:val="left" w:pos="4580"/>
+          <w:tab w:val="left" w:pos="5496"/>
+          <w:tab w:val="left" w:pos="6412"/>
+          <w:tab w:val="left" w:pos="7328"/>
+          <w:tab w:val="left" w:pos="8244"/>
+          <w:tab w:val="left" w:pos="9160"/>
+          <w:tab w:val="left" w:pos="10076"/>
+          <w:tab w:val="left" w:pos="10992"/>
+          <w:tab w:val="left" w:pos="11908"/>
+          <w:tab w:val="left" w:pos="12824"/>
+          <w:tab w:val="left" w:pos="13740"/>
+          <w:tab w:val="left" w:pos="14656"/>
+        </w:tabs>
+        <w:spacing w:line="240" w:lineRule="auto"/>
+        <w:ind w:left="0"/>
+        <w:rPr>
+          <w:rFonts w:ascii="Courier New" w:eastAsia="Times New Roman" w:hAnsi="Courier New" w:cs="Courier New"/>
+          <w:color w:val="000000"/>
+          <w:sz w:val="20"/>
+          <w:szCs w:val="20"/>
+          <w:lang w:val="en-US"/>
+        </w:rPr>
+      </w:pPr>
+      <w:r>
+        <w:rPr>
+          <w:rFonts w:ascii="Courier New" w:eastAsia="Times New Roman" w:hAnsi="Courier New" w:cs="Courier New"/>
+          <w:color w:val="000000"/>
+          <w:sz w:val="20"/>
+          <w:szCs w:val="20"/>
+          <w:lang w:val="en-US"/>
+        </w:rPr>
+        <w:t xml:space="preserve">    </w:t>
+      </w:r>
+      <w:r>
+        <w:rPr>
+          <w:rFonts w:ascii="Courier New" w:eastAsia="Times New Roman" w:hAnsi="Courier New" w:cs="Courier New"/>
+          <w:color w:val="005500"/>
+          <w:sz w:val="20"/>
+          <w:szCs w:val="20"/>
+          <w:lang w:val="en-US"/>
+        </w:rPr>
+        <w:t>// Create a Scanner</w:t>
+      </w:r>
+    </w:p>
+    <w:p>
+      <w:pPr>
+        <w:tabs>
+          <w:tab w:val="left" w:pos="916"/>
+          <w:tab w:val="left" w:pos="1832"/>
+          <w:tab w:val="left" w:pos="2748"/>
+          <w:tab w:val="left" w:pos="3664"/>
+          <w:tab w:val="left" w:pos="4580"/>
+          <w:tab w:val="left" w:pos="5496"/>
+          <w:tab w:val="left" w:pos="6412"/>
+          <w:tab w:val="left" w:pos="7328"/>
+          <w:tab w:val="left" w:pos="8244"/>
+          <w:tab w:val="left" w:pos="9160"/>
+          <w:tab w:val="left" w:pos="10076"/>
+          <w:tab w:val="left" w:pos="10992"/>
+          <w:tab w:val="left" w:pos="11908"/>
+          <w:tab w:val="left" w:pos="12824"/>
+          <w:tab w:val="left" w:pos="13740"/>
+          <w:tab w:val="left" w:pos="14656"/>
+        </w:tabs>
+        <w:spacing w:line="240" w:lineRule="auto"/>
+        <w:ind w:left="0"/>
+        <w:rPr>
+          <w:rFonts w:ascii="Courier New" w:eastAsia="Times New Roman" w:hAnsi="Courier New" w:cs="Courier New"/>
+          <w:color w:val="000000"/>
+          <w:sz w:val="20"/>
+          <w:szCs w:val="20"/>
+          <w:lang w:val="en-US"/>
+        </w:rPr>
+      </w:pPr>
+      <w:r>
+        <w:rPr>
+          <w:rFonts w:ascii="Courier New" w:eastAsia="Times New Roman" w:hAnsi="Courier New" w:cs="Courier New"/>
+          <w:color w:val="000000"/>
+          <w:sz w:val="20"/>
+          <w:szCs w:val="20"/>
+          <w:lang w:val="en-US"/>
+        </w:rPr>
+        <w:t xml:space="preserve">    Scanner input = </w:t>
+      </w:r>
+      <w:r>
+        <w:rPr>
+          <w:rFonts w:ascii="Courier New" w:eastAsia="Times New Roman" w:hAnsi="Courier New" w:cs="Courier New"/>
+          <w:b/>
+          <w:bCs/>
+          <w:color w:val="000FD6"/>
+          <w:sz w:val="20"/>
+          <w:szCs w:val="20"/>
+          <w:lang w:val="en-US"/>
+        </w:rPr>
+        <w:t>new</w:t>
+      </w:r>
+      <w:r>
+        <w:rPr>
+          <w:rFonts w:ascii="Courier New" w:eastAsia="Times New Roman" w:hAnsi="Courier New" w:cs="Courier New"/>
+          <w:color w:val="000000"/>
+          <w:sz w:val="20"/>
+          <w:szCs w:val="20"/>
+          <w:lang w:val="en-US"/>
+        </w:rPr>
+        <w:t xml:space="preserve"> Scanner(System.in);</w:t>
+      </w:r>
+    </w:p>
+    <w:p>
+      <w:pPr>
+        <w:tabs>
+          <w:tab w:val="left" w:pos="916"/>
+          <w:tab w:val="left" w:pos="1832"/>
+          <w:tab w:val="left" w:pos="2748"/>
+          <w:tab w:val="left" w:pos="3664"/>
+          <w:tab w:val="left" w:pos="4580"/>
+          <w:tab w:val="left" w:pos="5496"/>
+          <w:tab w:val="left" w:pos="6412"/>
+          <w:tab w:val="left" w:pos="7328"/>
+          <w:tab w:val="left" w:pos="8244"/>
+          <w:tab w:val="left" w:pos="9160"/>
+          <w:tab w:val="left" w:pos="10076"/>
+          <w:tab w:val="left" w:pos="10992"/>
+          <w:tab w:val="left" w:pos="11908"/>
+          <w:tab w:val="left" w:pos="12824"/>
+          <w:tab w:val="left" w:pos="13740"/>
+          <w:tab w:val="left" w:pos="14656"/>
+        </w:tabs>
+        <w:spacing w:line="240" w:lineRule="auto"/>
+        <w:ind w:left="0"/>
+        <w:rPr>
+          <w:rFonts w:ascii="Courier New" w:eastAsia="Times New Roman" w:hAnsi="Courier New" w:cs="Courier New"/>
+          <w:color w:val="000000"/>
+          <w:sz w:val="20"/>
+          <w:szCs w:val="20"/>
+          <w:lang w:val="en-US"/>
+        </w:rPr>
+      </w:pPr>
+    </w:p>
+    <w:p>
+      <w:pPr>
+        <w:tabs>
+          <w:tab w:val="left" w:pos="916"/>
+          <w:tab w:val="left" w:pos="1832"/>
+          <w:tab w:val="left" w:pos="2748"/>
+          <w:tab w:val="left" w:pos="3664"/>
+          <w:tab w:val="left" w:pos="4580"/>
+          <w:tab w:val="left" w:pos="5496"/>
+          <w:tab w:val="left" w:pos="6412"/>
+          <w:tab w:val="left" w:pos="7328"/>
+          <w:tab w:val="left" w:pos="8244"/>
+          <w:tab w:val="left" w:pos="9160"/>
+          <w:tab w:val="left" w:pos="10076"/>
+          <w:tab w:val="left" w:pos="10992"/>
+          <w:tab w:val="left" w:pos="11908"/>
+          <w:tab w:val="left" w:pos="12824"/>
+          <w:tab w:val="left" w:pos="13740"/>
+          <w:tab w:val="left" w:pos="14656"/>
+        </w:tabs>
+        <w:spacing w:line="240" w:lineRule="auto"/>
+        <w:ind w:left="0"/>
+        <w:rPr>
+          <w:rFonts w:ascii="Courier New" w:eastAsia="Times New Roman" w:hAnsi="Courier New" w:cs="Courier New"/>
+          <w:color w:val="000000"/>
+          <w:sz w:val="20"/>
+          <w:szCs w:val="20"/>
+          <w:lang w:val="en-US"/>
+        </w:rPr>
+      </w:pPr>
+      <w:r>
+        <w:rPr>
+          <w:rFonts w:ascii="Courier New" w:eastAsia="Times New Roman" w:hAnsi="Courier New" w:cs="Courier New"/>
+          <w:color w:val="000000"/>
+          <w:sz w:val="20"/>
+          <w:szCs w:val="20"/>
+          <w:lang w:val="en-US"/>
+        </w:rPr>
+        <w:t xml:space="preserve">    </w:t>
+      </w:r>
+      <w:r>
+        <w:rPr>
+          <w:rFonts w:ascii="Courier New" w:eastAsia="Times New Roman" w:hAnsi="Courier New" w:cs="Courier New"/>
+          <w:color w:val="005500"/>
+          <w:sz w:val="20"/>
+          <w:szCs w:val="20"/>
+          <w:lang w:val="en-US"/>
+        </w:rPr>
+        <w:t xml:space="preserve">// Receive the amount </w:t>
+      </w:r>
+    </w:p>
+    <w:p>
+      <w:pPr>
+        <w:tabs>
+          <w:tab w:val="left" w:pos="916"/>
+          <w:tab w:val="left" w:pos="1832"/>
+          <w:tab w:val="left" w:pos="2748"/>
+          <w:tab w:val="left" w:pos="3664"/>
+          <w:tab w:val="left" w:pos="4580"/>
+          <w:tab w:val="left" w:pos="5496"/>
+          <w:tab w:val="left" w:pos="6412"/>
+          <w:tab w:val="left" w:pos="7328"/>
+          <w:tab w:val="left" w:pos="8244"/>
+          <w:tab w:val="left" w:pos="9160"/>
+          <w:tab w:val="left" w:pos="10076"/>
+          <w:tab w:val="left" w:pos="10992"/>
+          <w:tab w:val="left" w:pos="11908"/>
+          <w:tab w:val="left" w:pos="12824"/>
+          <w:tab w:val="left" w:pos="13740"/>
+          <w:tab w:val="left" w:pos="14656"/>
+        </w:tabs>
+        <w:spacing w:line="240" w:lineRule="auto"/>
+        <w:ind w:left="0"/>
+        <w:rPr>
+          <w:rFonts w:ascii="Courier New" w:eastAsia="Times New Roman" w:hAnsi="Courier New" w:cs="Courier New"/>
+          <w:color w:val="000000"/>
+          <w:sz w:val="20"/>
+          <w:szCs w:val="20"/>
+          <w:lang w:val="en-US"/>
+        </w:rPr>
+      </w:pPr>
+      <w:r>
+        <w:rPr>
+          <w:rFonts w:ascii="Courier New" w:eastAsia="Times New Roman" w:hAnsi="Courier New" w:cs="Courier New"/>
+          <w:color w:val="000000"/>
+          <w:sz w:val="20"/>
+          <w:szCs w:val="20"/>
+          <w:lang w:val="en-US"/>
+        </w:rPr>
+        <w:t xml:space="preserve">    System.out.print(</w:t>
+      </w:r>
+    </w:p>
+    <w:p>
+      <w:pPr>
+        <w:tabs>
+          <w:tab w:val="left" w:pos="916"/>
+          <w:tab w:val="left" w:pos="1832"/>
+          <w:tab w:val="left" w:pos="2748"/>
+          <w:tab w:val="left" w:pos="3664"/>
+          <w:tab w:val="left" w:pos="4580"/>
+          <w:tab w:val="left" w:pos="5496"/>
+          <w:tab w:val="left" w:pos="6412"/>
+          <w:tab w:val="left" w:pos="7328"/>
+          <w:tab w:val="left" w:pos="8244"/>
+          <w:tab w:val="left" w:pos="9160"/>
+          <w:tab w:val="left" w:pos="10076"/>
+          <w:tab w:val="left" w:pos="10992"/>
+          <w:tab w:val="left" w:pos="11908"/>
+          <w:tab w:val="left" w:pos="12824"/>
+          <w:tab w:val="left" w:pos="13740"/>
+          <w:tab w:val="left" w:pos="14656"/>
+        </w:tabs>
+        <w:spacing w:line="240" w:lineRule="auto"/>
+        <w:ind w:left="0"/>
+        <w:rPr>
+          <w:rFonts w:ascii="Courier New" w:eastAsia="Times New Roman" w:hAnsi="Courier New" w:cs="Courier New"/>
+          <w:color w:val="000000"/>
+          <w:sz w:val="20"/>
+          <w:szCs w:val="20"/>
+          <w:lang w:val="en-US"/>
+        </w:rPr>
+      </w:pPr>
+      <w:r>
+        <w:rPr>
+          <w:rFonts w:ascii="Courier New" w:eastAsia="Times New Roman" w:hAnsi="Courier New" w:cs="Courier New"/>
+          <w:color w:val="000000"/>
+          <w:sz w:val="20"/>
+          <w:szCs w:val="20"/>
+          <w:lang w:val="en-US"/>
+        </w:rPr>
+        <w:t xml:space="preserve">      </w:t>
+      </w:r>
+      <w:r>
+        <w:rPr>
+          <w:rFonts w:ascii="Courier New" w:eastAsia="Times New Roman" w:hAnsi="Courier New" w:cs="Courier New"/>
+          <w:color w:val="007D9F"/>
+          <w:sz w:val="20"/>
+          <w:szCs w:val="20"/>
+          <w:lang w:val="en-US"/>
+        </w:rPr>
+        <w:t>"Enter an amount in double, for example 11.56: "</w:t>
+      </w:r>
+      <w:r>
+        <w:rPr>
+          <w:rFonts w:ascii="Courier New" w:eastAsia="Times New Roman" w:hAnsi="Courier New" w:cs="Courier New"/>
+          <w:color w:val="000000"/>
+          <w:sz w:val="20"/>
+          <w:szCs w:val="20"/>
+          <w:lang w:val="en-US"/>
+        </w:rPr>
+        <w:t>);</w:t>
+      </w:r>
+    </w:p>
+    <w:p>
+      <w:pPr>
+        <w:tabs>
+          <w:tab w:val="left" w:pos="916"/>
+          <w:tab w:val="left" w:pos="1832"/>
+          <w:tab w:val="left" w:pos="2748"/>
+          <w:tab w:val="left" w:pos="3664"/>
+          <w:tab w:val="left" w:pos="4580"/>
+          <w:tab w:val="left" w:pos="5496"/>
+          <w:tab w:val="left" w:pos="6412"/>
+          <w:tab w:val="left" w:pos="7328"/>
+          <w:tab w:val="left" w:pos="8244"/>
+          <w:tab w:val="left" w:pos="9160"/>
+          <w:tab w:val="left" w:pos="10076"/>
+          <w:tab w:val="left" w:pos="10992"/>
+          <w:tab w:val="left" w:pos="11908"/>
+          <w:tab w:val="left" w:pos="12824"/>
+          <w:tab w:val="left" w:pos="13740"/>
+          <w:tab w:val="left" w:pos="14656"/>
+        </w:tabs>
+        <w:spacing w:line="240" w:lineRule="auto"/>
+        <w:ind w:left="0"/>
+        <w:rPr>
+          <w:rFonts w:ascii="Courier New" w:eastAsia="Times New Roman" w:hAnsi="Courier New" w:cs="Courier New"/>
+          <w:color w:val="000000"/>
+          <w:sz w:val="20"/>
+          <w:szCs w:val="20"/>
+          <w:lang w:val="en-US"/>
+        </w:rPr>
+      </w:pPr>
+      <w:r>
+        <w:rPr>
+          <w:rFonts w:ascii="Courier New" w:eastAsia="Times New Roman" w:hAnsi="Courier New" w:cs="Courier New"/>
+          <w:color w:val="000000"/>
+          <w:sz w:val="20"/>
+          <w:szCs w:val="20"/>
+          <w:lang w:val="en-US"/>
+        </w:rPr>
+        <w:t xml:space="preserve">    </w:t>
+      </w:r>
+      <w:r>
+        <w:rPr>
+          <w:rFonts w:ascii="Courier New" w:eastAsia="Times New Roman" w:hAnsi="Courier New" w:cs="Courier New"/>
+          <w:b/>
+          <w:bCs/>
+          <w:color w:val="000FD6"/>
+          <w:sz w:val="20"/>
+          <w:szCs w:val="20"/>
+          <w:lang w:val="en-US"/>
+        </w:rPr>
+        <w:t>double</w:t>
+      </w:r>
+      <w:r>
+        <w:rPr>
+          <w:rFonts w:ascii="Courier New" w:eastAsia="Times New Roman" w:hAnsi="Courier New" w:cs="Courier New"/>
+          <w:color w:val="000000"/>
+          <w:sz w:val="20"/>
+          <w:szCs w:val="20"/>
+          <w:lang w:val="en-US"/>
+        </w:rPr>
+        <w:t xml:space="preserve"> amount = input.nextDouble();</w:t>
+      </w:r>
+    </w:p>
+    <w:p>
+      <w:pPr>
+        <w:tabs>
+          <w:tab w:val="left" w:pos="916"/>
+          <w:tab w:val="left" w:pos="1832"/>
+          <w:tab w:val="left" w:pos="2748"/>
+          <w:tab w:val="left" w:pos="3664"/>
+          <w:tab w:val="left" w:pos="4580"/>
+          <w:tab w:val="left" w:pos="5496"/>
+          <w:tab w:val="left" w:pos="6412"/>
+          <w:tab w:val="left" w:pos="7328"/>
+          <w:tab w:val="left" w:pos="8244"/>
+          <w:tab w:val="left" w:pos="9160"/>
+          <w:tab w:val="left" w:pos="10076"/>
+          <w:tab w:val="left" w:pos="10992"/>
+          <w:tab w:val="left" w:pos="11908"/>
+          <w:tab w:val="left" w:pos="12824"/>
+          <w:tab w:val="left" w:pos="13740"/>
+          <w:tab w:val="left" w:pos="14656"/>
+        </w:tabs>
+        <w:spacing w:line="240" w:lineRule="auto"/>
+        <w:ind w:left="0"/>
+        <w:rPr>
+          <w:rFonts w:ascii="Courier New" w:eastAsia="Times New Roman" w:hAnsi="Courier New" w:cs="Courier New"/>
+          <w:color w:val="000000"/>
+          <w:sz w:val="20"/>
+          <w:szCs w:val="20"/>
+          <w:lang w:val="en-US"/>
+        </w:rPr>
+      </w:pPr>
+    </w:p>
+    <w:p>
+      <w:pPr>
+        <w:tabs>
+          <w:tab w:val="left" w:pos="916"/>
+          <w:tab w:val="left" w:pos="1832"/>
+          <w:tab w:val="left" w:pos="2748"/>
+          <w:tab w:val="left" w:pos="3664"/>
+          <w:tab w:val="left" w:pos="4580"/>
+          <w:tab w:val="left" w:pos="5496"/>
+          <w:tab w:val="left" w:pos="6412"/>
+          <w:tab w:val="left" w:pos="7328"/>
+          <w:tab w:val="left" w:pos="8244"/>
+          <w:tab w:val="left" w:pos="9160"/>
+          <w:tab w:val="left" w:pos="10076"/>
+          <w:tab w:val="left" w:pos="10992"/>
+          <w:tab w:val="left" w:pos="11908"/>
+          <w:tab w:val="left" w:pos="12824"/>
+          <w:tab w:val="left" w:pos="13740"/>
+          <w:tab w:val="left" w:pos="14656"/>
+        </w:tabs>
+        <w:spacing w:line="240" w:lineRule="auto"/>
+        <w:ind w:left="0"/>
+        <w:rPr>
+          <w:rFonts w:ascii="Courier New" w:eastAsia="Times New Roman" w:hAnsi="Courier New" w:cs="Courier New"/>
+          <w:color w:val="000000"/>
+          <w:sz w:val="20"/>
+          <w:szCs w:val="20"/>
+          <w:lang w:val="en-US"/>
+        </w:rPr>
+      </w:pPr>
+      <w:r>
+        <w:rPr>
+          <w:rFonts w:ascii="Courier New" w:eastAsia="Times New Roman" w:hAnsi="Courier New" w:cs="Courier New"/>
+          <w:color w:val="000000"/>
+          <w:sz w:val="20"/>
+          <w:szCs w:val="20"/>
+          <w:lang w:val="en-US"/>
+        </w:rPr>
+        <w:t xml:space="preserve">    </w:t>
+      </w:r>
+      <w:r>
+        <w:rPr>
+          <w:rFonts w:ascii="Courier New" w:eastAsia="Times New Roman" w:hAnsi="Courier New" w:cs="Courier New"/>
+          <w:b/>
+          <w:bCs/>
+          <w:color w:val="000FD6"/>
+          <w:sz w:val="20"/>
+          <w:szCs w:val="20"/>
+          <w:lang w:val="en-US"/>
+        </w:rPr>
+        <w:t>int</w:t>
+      </w:r>
+      <w:r>
+        <w:rPr>
+          <w:rFonts w:ascii="Courier New" w:eastAsia="Times New Roman" w:hAnsi="Courier New" w:cs="Courier New"/>
+          <w:color w:val="000000"/>
+          <w:sz w:val="20"/>
+          <w:szCs w:val="20"/>
+          <w:lang w:val="en-US"/>
+        </w:rPr>
+        <w:t xml:space="preserve"> remainingAmount = (</w:t>
+      </w:r>
+      <w:r>
+        <w:rPr>
+          <w:rFonts w:ascii="Courier New" w:eastAsia="Times New Roman" w:hAnsi="Courier New" w:cs="Courier New"/>
+          <w:b/>
+          <w:bCs/>
+          <w:color w:val="000FD6"/>
+          <w:sz w:val="20"/>
+          <w:szCs w:val="20"/>
+          <w:lang w:val="en-US"/>
+        </w:rPr>
+        <w:t>int</w:t>
+      </w:r>
+      <w:r>
+        <w:rPr>
+          <w:rFonts w:ascii="Courier New" w:eastAsia="Times New Roman" w:hAnsi="Courier New" w:cs="Courier New"/>
+          <w:color w:val="000000"/>
+          <w:sz w:val="20"/>
+          <w:szCs w:val="20"/>
+          <w:lang w:val="en-US"/>
+        </w:rPr>
+        <w:t xml:space="preserve">)(amount * </w:t>
+      </w:r>
+      <w:r>
+        <w:rPr>
+          <w:rFonts w:ascii="Courier New" w:eastAsia="Times New Roman" w:hAnsi="Courier New" w:cs="Courier New"/>
+          <w:color w:val="007D9F"/>
+          <w:sz w:val="20"/>
+          <w:szCs w:val="20"/>
+          <w:lang w:val="en-US"/>
+        </w:rPr>
+        <w:t>100</w:t>
+      </w:r>
+      <w:r>
+        <w:rPr>
+          <w:rFonts w:ascii="Courier New" w:eastAsia="Times New Roman" w:hAnsi="Courier New" w:cs="Courier New"/>
+          <w:color w:val="000000"/>
+          <w:sz w:val="20"/>
+          <w:szCs w:val="20"/>
+          <w:lang w:val="en-US"/>
+        </w:rPr>
+        <w:t>);</w:t>
+      </w:r>
+    </w:p>
+    <w:p>
+      <w:pPr>
+        <w:tabs>
+          <w:tab w:val="left" w:pos="916"/>
+          <w:tab w:val="left" w:pos="1832"/>
+          <w:tab w:val="left" w:pos="2748"/>
+          <w:tab w:val="left" w:pos="3664"/>
+          <w:tab w:val="left" w:pos="4580"/>
+          <w:tab w:val="left" w:pos="5496"/>
+          <w:tab w:val="left" w:pos="6412"/>
+          <w:tab w:val="left" w:pos="7328"/>
+          <w:tab w:val="left" w:pos="8244"/>
+          <w:tab w:val="left" w:pos="9160"/>
+          <w:tab w:val="left" w:pos="10076"/>
+          <w:tab w:val="left" w:pos="10992"/>
+          <w:tab w:val="left" w:pos="11908"/>
+          <w:tab w:val="left" w:pos="12824"/>
+          <w:tab w:val="left" w:pos="13740"/>
+          <w:tab w:val="left" w:pos="14656"/>
+        </w:tabs>
+        <w:spacing w:line="240" w:lineRule="auto"/>
+        <w:ind w:left="0"/>
+        <w:rPr>
+          <w:rFonts w:ascii="Courier New" w:eastAsia="Times New Roman" w:hAnsi="Courier New" w:cs="Courier New"/>
+          <w:color w:val="000000"/>
+          <w:sz w:val="20"/>
+          <w:szCs w:val="20"/>
+          <w:lang w:val="en-US"/>
+        </w:rPr>
+      </w:pPr>
+      <w:r>
+        <w:rPr>
+          <w:rFonts w:ascii="Courier New" w:eastAsia="Times New Roman" w:hAnsi="Courier New" w:cs="Courier New"/>
+          <w:color w:val="000000"/>
+          <w:sz w:val="20"/>
+          <w:szCs w:val="20"/>
+          <w:lang w:val="en-US"/>
+        </w:rPr>
+        <w:t>// explicit casting being done here.</w:t>
+      </w:r>
+    </w:p>
+    <w:p>
+      <w:pPr>
+        <w:tabs>
+          <w:tab w:val="left" w:pos="916"/>
+          <w:tab w:val="left" w:pos="1832"/>
+          <w:tab w:val="left" w:pos="2748"/>
+          <w:tab w:val="left" w:pos="3664"/>
+          <w:tab w:val="left" w:pos="4580"/>
+          <w:tab w:val="left" w:pos="5496"/>
+          <w:tab w:val="left" w:pos="6412"/>
+          <w:tab w:val="left" w:pos="7328"/>
+          <w:tab w:val="left" w:pos="8244"/>
+          <w:tab w:val="left" w:pos="9160"/>
+          <w:tab w:val="left" w:pos="10076"/>
+          <w:tab w:val="left" w:pos="10992"/>
+          <w:tab w:val="left" w:pos="11908"/>
+          <w:tab w:val="left" w:pos="12824"/>
+          <w:tab w:val="left" w:pos="13740"/>
+          <w:tab w:val="left" w:pos="14656"/>
+        </w:tabs>
+        <w:spacing w:line="240" w:lineRule="auto"/>
+        <w:ind w:left="0"/>
+        <w:rPr>
+          <w:rFonts w:ascii="Courier New" w:eastAsia="Times New Roman" w:hAnsi="Courier New" w:cs="Courier New"/>
+          <w:color w:val="000000"/>
+          <w:sz w:val="20"/>
+          <w:szCs w:val="20"/>
+          <w:lang w:val="en-US"/>
+        </w:rPr>
+      </w:pPr>
+      <w:r>
+        <w:rPr>
+          <w:rFonts w:ascii="Courier New" w:eastAsia="Times New Roman" w:hAnsi="Courier New" w:cs="Courier New"/>
+          <w:color w:val="000000"/>
+          <w:sz w:val="20"/>
+          <w:szCs w:val="20"/>
+          <w:lang w:val="en-US"/>
+        </w:rPr>
+        <w:t>//</w:t>
+      </w:r>
+    </w:p>
+    <w:p>
+      <w:pPr>
+        <w:tabs>
+          <w:tab w:val="left" w:pos="916"/>
+          <w:tab w:val="left" w:pos="1832"/>
+          <w:tab w:val="left" w:pos="2748"/>
+          <w:tab w:val="left" w:pos="3664"/>
+          <w:tab w:val="left" w:pos="4580"/>
+          <w:tab w:val="left" w:pos="5496"/>
+          <w:tab w:val="left" w:pos="6412"/>
+          <w:tab w:val="left" w:pos="7328"/>
+          <w:tab w:val="left" w:pos="8244"/>
+          <w:tab w:val="left" w:pos="9160"/>
+          <w:tab w:val="left" w:pos="10076"/>
+          <w:tab w:val="left" w:pos="10992"/>
+          <w:tab w:val="left" w:pos="11908"/>
+          <w:tab w:val="left" w:pos="12824"/>
+          <w:tab w:val="left" w:pos="13740"/>
+          <w:tab w:val="left" w:pos="14656"/>
+        </w:tabs>
+        <w:spacing w:line="240" w:lineRule="auto"/>
+        <w:ind w:left="0"/>
+        <w:rPr>
+          <w:rFonts w:ascii="Courier New" w:eastAsia="Times New Roman" w:hAnsi="Courier New" w:cs="Courier New"/>
+          <w:color w:val="000000"/>
+          <w:sz w:val="20"/>
+          <w:szCs w:val="20"/>
+          <w:lang w:val="en-US"/>
+        </w:rPr>
+      </w:pPr>
+      <w:r>
+        <w:rPr>
+          <w:rFonts w:ascii="Courier New" w:eastAsia="Times New Roman" w:hAnsi="Courier New" w:cs="Courier New"/>
+          <w:color w:val="000000"/>
+          <w:sz w:val="20"/>
+          <w:szCs w:val="20"/>
+          <w:lang w:val="en-US"/>
+        </w:rPr>
+        <w:t xml:space="preserve">    </w:t>
+      </w:r>
+      <w:r>
+        <w:rPr>
+          <w:rFonts w:ascii="Courier New" w:eastAsia="Times New Roman" w:hAnsi="Courier New" w:cs="Courier New"/>
+          <w:color w:val="005500"/>
+          <w:sz w:val="20"/>
+          <w:szCs w:val="20"/>
+          <w:lang w:val="en-US"/>
+        </w:rPr>
+        <w:t>// Find the number of one dollars</w:t>
+      </w:r>
+    </w:p>
+    <w:p>
+      <w:pPr>
+        <w:tabs>
+          <w:tab w:val="left" w:pos="916"/>
+          <w:tab w:val="left" w:pos="1832"/>
+          <w:tab w:val="left" w:pos="2748"/>
+          <w:tab w:val="left" w:pos="3664"/>
+          <w:tab w:val="left" w:pos="4580"/>
+          <w:tab w:val="left" w:pos="5496"/>
+          <w:tab w:val="left" w:pos="6412"/>
+          <w:tab w:val="left" w:pos="7328"/>
+          <w:tab w:val="left" w:pos="8244"/>
+          <w:tab w:val="left" w:pos="9160"/>
+          <w:tab w:val="left" w:pos="10076"/>
+          <w:tab w:val="left" w:pos="10992"/>
+          <w:tab w:val="left" w:pos="11908"/>
+          <w:tab w:val="left" w:pos="12824"/>
+          <w:tab w:val="left" w:pos="13740"/>
+          <w:tab w:val="left" w:pos="14656"/>
+        </w:tabs>
+        <w:spacing w:line="240" w:lineRule="auto"/>
+        <w:ind w:left="0"/>
+        <w:rPr>
+          <w:rFonts w:ascii="Courier New" w:eastAsia="Times New Roman" w:hAnsi="Courier New" w:cs="Courier New"/>
+          <w:color w:val="000000"/>
+          <w:sz w:val="20"/>
+          <w:szCs w:val="20"/>
+          <w:lang w:val="en-US"/>
+        </w:rPr>
+      </w:pPr>
+      <w:r>
+        <w:rPr>
+          <w:rFonts w:ascii="Courier New" w:eastAsia="Times New Roman" w:hAnsi="Courier New" w:cs="Courier New"/>
+          <w:color w:val="000000"/>
+          <w:sz w:val="20"/>
+          <w:szCs w:val="20"/>
+          <w:lang w:val="en-US"/>
+        </w:rPr>
+        <w:t xml:space="preserve">    </w:t>
+      </w:r>
+      <w:r>
+        <w:rPr>
+          <w:rFonts w:ascii="Courier New" w:eastAsia="Times New Roman" w:hAnsi="Courier New" w:cs="Courier New"/>
+          <w:b/>
+          <w:bCs/>
+          <w:color w:val="000FD6"/>
+          <w:sz w:val="20"/>
+          <w:szCs w:val="20"/>
+          <w:lang w:val="en-US"/>
+        </w:rPr>
+        <w:t>int</w:t>
+      </w:r>
+      <w:r>
+        <w:rPr>
+          <w:rFonts w:ascii="Courier New" w:eastAsia="Times New Roman" w:hAnsi="Courier New" w:cs="Courier New"/>
+          <w:color w:val="000000"/>
+          <w:sz w:val="20"/>
+          <w:szCs w:val="20"/>
+          <w:lang w:val="en-US"/>
+        </w:rPr>
+        <w:t xml:space="preserve"> numberOfOneDollars = remainingAmount / </w:t>
+      </w:r>
+      <w:r>
+        <w:rPr>
+          <w:rFonts w:ascii="Courier New" w:eastAsia="Times New Roman" w:hAnsi="Courier New" w:cs="Courier New"/>
+          <w:color w:val="007D9F"/>
+          <w:sz w:val="20"/>
+          <w:szCs w:val="20"/>
+          <w:lang w:val="en-US"/>
+        </w:rPr>
+        <w:t>100</w:t>
+      </w:r>
+      <w:r>
+        <w:rPr>
+          <w:rFonts w:ascii="Courier New" w:eastAsia="Times New Roman" w:hAnsi="Courier New" w:cs="Courier New"/>
+          <w:color w:val="000000"/>
+          <w:sz w:val="20"/>
+          <w:szCs w:val="20"/>
+          <w:lang w:val="en-US"/>
+        </w:rPr>
+        <w:t>;</w:t>
+      </w:r>
+    </w:p>
+    <w:p>
+      <w:pPr>
+        <w:tabs>
+          <w:tab w:val="left" w:pos="916"/>
+          <w:tab w:val="left" w:pos="1832"/>
+          <w:tab w:val="left" w:pos="2748"/>
+          <w:tab w:val="left" w:pos="3664"/>
+          <w:tab w:val="left" w:pos="4580"/>
+          <w:tab w:val="left" w:pos="5496"/>
+          <w:tab w:val="left" w:pos="6412"/>
+          <w:tab w:val="left" w:pos="7328"/>
+          <w:tab w:val="left" w:pos="8244"/>
+          <w:tab w:val="left" w:pos="9160"/>
+          <w:tab w:val="left" w:pos="10076"/>
+          <w:tab w:val="left" w:pos="10992"/>
+          <w:tab w:val="left" w:pos="11908"/>
+          <w:tab w:val="left" w:pos="12824"/>
+          <w:tab w:val="left" w:pos="13740"/>
+          <w:tab w:val="left" w:pos="14656"/>
+        </w:tabs>
+        <w:spacing w:line="240" w:lineRule="auto"/>
+        <w:ind w:left="0"/>
+        <w:rPr>
+          <w:rFonts w:ascii="Courier New" w:eastAsia="Times New Roman" w:hAnsi="Courier New" w:cs="Courier New"/>
+          <w:color w:val="000000"/>
+          <w:sz w:val="20"/>
+          <w:szCs w:val="20"/>
+          <w:lang w:val="en-US"/>
+        </w:rPr>
+      </w:pPr>
+      <w:r>
+        <w:rPr>
+          <w:rFonts w:ascii="Courier New" w:eastAsia="Times New Roman" w:hAnsi="Courier New" w:cs="Courier New"/>
+          <w:color w:val="000000"/>
+          <w:sz w:val="20"/>
+          <w:szCs w:val="20"/>
+          <w:lang w:val="en-US"/>
+        </w:rPr>
+        <w:t xml:space="preserve">    remainingAmount = remainingAmount % </w:t>
+      </w:r>
+      <w:r>
+        <w:rPr>
+          <w:rFonts w:ascii="Courier New" w:eastAsia="Times New Roman" w:hAnsi="Courier New" w:cs="Courier New"/>
+          <w:color w:val="007D9F"/>
+          <w:sz w:val="20"/>
+          <w:szCs w:val="20"/>
+          <w:lang w:val="en-US"/>
+        </w:rPr>
+        <w:t>100</w:t>
+      </w:r>
+      <w:r>
+        <w:rPr>
+          <w:rFonts w:ascii="Courier New" w:eastAsia="Times New Roman" w:hAnsi="Courier New" w:cs="Courier New"/>
+          <w:color w:val="000000"/>
+          <w:sz w:val="20"/>
+          <w:szCs w:val="20"/>
+          <w:lang w:val="en-US"/>
+        </w:rPr>
+        <w:t>;</w:t>
+      </w:r>
+    </w:p>
+    <w:p>
+      <w:pPr>
+        <w:tabs>
+          <w:tab w:val="left" w:pos="916"/>
+          <w:tab w:val="left" w:pos="1832"/>
+          <w:tab w:val="left" w:pos="2748"/>
+          <w:tab w:val="left" w:pos="3664"/>
+          <w:tab w:val="left" w:pos="4580"/>
+          <w:tab w:val="left" w:pos="5496"/>
+          <w:tab w:val="left" w:pos="6412"/>
+          <w:tab w:val="left" w:pos="7328"/>
+          <w:tab w:val="left" w:pos="8244"/>
+          <w:tab w:val="left" w:pos="9160"/>
+          <w:tab w:val="left" w:pos="10076"/>
+          <w:tab w:val="left" w:pos="10992"/>
+          <w:tab w:val="left" w:pos="11908"/>
+          <w:tab w:val="left" w:pos="12824"/>
+          <w:tab w:val="left" w:pos="13740"/>
+          <w:tab w:val="left" w:pos="14656"/>
+        </w:tabs>
+        <w:spacing w:line="240" w:lineRule="auto"/>
+        <w:ind w:left="0"/>
+        <w:rPr>
+          <w:rFonts w:ascii="Courier New" w:eastAsia="Times New Roman" w:hAnsi="Courier New" w:cs="Courier New"/>
+          <w:color w:val="000000"/>
+          <w:sz w:val="20"/>
+          <w:szCs w:val="20"/>
+          <w:lang w:val="en-US"/>
+        </w:rPr>
+      </w:pPr>
+      <w:r>
+        <w:rPr>
+          <w:rFonts w:ascii="Courier New" w:eastAsia="Times New Roman" w:hAnsi="Courier New" w:cs="Courier New"/>
+          <w:color w:val="000000"/>
+          <w:sz w:val="20"/>
+          <w:szCs w:val="20"/>
+          <w:lang w:val="en-US"/>
+        </w:rPr>
+        <w:t xml:space="preserve">// provides a remainder </w:t>
+      </w:r>
+    </w:p>
+    <w:p>
+      <w:pPr>
+        <w:tabs>
+          <w:tab w:val="left" w:pos="916"/>
+          <w:tab w:val="left" w:pos="1832"/>
+          <w:tab w:val="left" w:pos="2748"/>
+          <w:tab w:val="left" w:pos="3664"/>
+          <w:tab w:val="left" w:pos="4580"/>
+          <w:tab w:val="left" w:pos="5496"/>
+          <w:tab w:val="left" w:pos="6412"/>
+          <w:tab w:val="left" w:pos="7328"/>
+          <w:tab w:val="left" w:pos="8244"/>
+          <w:tab w:val="left" w:pos="9160"/>
+          <w:tab w:val="left" w:pos="10076"/>
+          <w:tab w:val="left" w:pos="10992"/>
+          <w:tab w:val="left" w:pos="11908"/>
+          <w:tab w:val="left" w:pos="12824"/>
+          <w:tab w:val="left" w:pos="13740"/>
+          <w:tab w:val="left" w:pos="14656"/>
+        </w:tabs>
+        <w:spacing w:line="240" w:lineRule="auto"/>
+        <w:ind w:left="0"/>
+        <w:rPr>
+          <w:rFonts w:ascii="Courier New" w:eastAsia="Times New Roman" w:hAnsi="Courier New" w:cs="Courier New"/>
+          <w:color w:val="000000"/>
+          <w:sz w:val="20"/>
+          <w:szCs w:val="20"/>
+          <w:lang w:val="en-US"/>
+        </w:rPr>
+      </w:pPr>
+      <w:r>
+        <w:rPr>
+          <w:rFonts w:ascii="Courier New" w:eastAsia="Times New Roman" w:hAnsi="Courier New" w:cs="Courier New"/>
+          <w:color w:val="000000"/>
+          <w:sz w:val="20"/>
+          <w:szCs w:val="20"/>
+          <w:lang w:val="en-US"/>
+        </w:rPr>
+        <w:t>//explicit casting, integer division with money, remainder</w:t>
+      </w:r>
+    </w:p>
+    <w:p>
+      <w:pPr>
+        <w:ind w:left="0"/>
+      </w:pPr>
+    </w:p>
+    <w:p>
+      <w:r>
+        <w:t xml:space="preserve">Tech document examples </w:t>
+      </w:r>
+    </w:p>
+    <w:p>
+      <w:pPr>
+        <w:pStyle w:val="HTMLPreformatted"/>
+        <w:rPr>
+          <w:color w:val="000000"/>
+        </w:rPr>
+      </w:pPr>
+      <w:r>
+        <w:rPr>
+          <w:rStyle w:val="keyword"/>
+          <w:b/>
+          <w:bCs/>
+          <w:color w:val="000FD6"/>
+        </w:rPr>
+        <w:t>import</w:t>
+      </w:r>
+      <w:r>
+        <w:rPr>
+          <w:color w:val="000000"/>
+        </w:rPr>
+        <w:t xml:space="preserve"> java.util.Scanner;</w:t>
+      </w:r>
+    </w:p>
+    <w:p>
+      <w:pPr>
+        <w:pStyle w:val="HTMLPreformatted"/>
+        <w:rPr>
+          <w:color w:val="000000"/>
+        </w:rPr>
+      </w:pPr>
+    </w:p>
+    <w:p>
+      <w:pPr>
+        <w:pStyle w:val="HTMLPreformatted"/>
+        <w:rPr>
+          <w:color w:val="000000"/>
+        </w:rPr>
+      </w:pPr>
+      <w:r>
+        <w:rPr>
+          <w:rStyle w:val="keyword"/>
+          <w:b/>
+          <w:bCs/>
+          <w:color w:val="000FD6"/>
+        </w:rPr>
+        <w:t>public</w:t>
+      </w:r>
+      <w:r>
+        <w:rPr>
+          <w:color w:val="000000"/>
+        </w:rPr>
+        <w:t xml:space="preserve"> </w:t>
+      </w:r>
+      <w:r>
+        <w:rPr>
+          <w:rStyle w:val="keyword"/>
+          <w:b/>
+          <w:bCs/>
+          <w:color w:val="000FD6"/>
+        </w:rPr>
+        <w:t>class</w:t>
+      </w:r>
+      <w:r>
+        <w:rPr>
+          <w:color w:val="000000"/>
+        </w:rPr>
+        <w:t xml:space="preserve"> FahrenheitToCelsius {</w:t>
+      </w:r>
+    </w:p>
+    <w:p>
+      <w:pPr>
+        <w:pStyle w:val="HTMLPreformatted"/>
+        <w:rPr>
+          <w:color w:val="000000"/>
+        </w:rPr>
+      </w:pPr>
+      <w:r>
+        <w:rPr>
+          <w:color w:val="000000"/>
+        </w:rPr>
+        <w:t xml:space="preserve">  </w:t>
+      </w:r>
+      <w:r>
+        <w:rPr>
+          <w:rStyle w:val="keyword"/>
+          <w:b/>
+          <w:bCs/>
+          <w:color w:val="000FD6"/>
+        </w:rPr>
+        <w:t>public</w:t>
+      </w:r>
+      <w:r>
+        <w:rPr>
+          <w:color w:val="000000"/>
+        </w:rPr>
+        <w:t xml:space="preserve"> </w:t>
+      </w:r>
+      <w:r>
+        <w:rPr>
+          <w:rStyle w:val="keyword"/>
+          <w:b/>
+          <w:bCs/>
+          <w:color w:val="000FD6"/>
+        </w:rPr>
+        <w:t>static</w:t>
+      </w:r>
+      <w:r>
+        <w:rPr>
+          <w:color w:val="000000"/>
+        </w:rPr>
+        <w:t xml:space="preserve"> </w:t>
+      </w:r>
+      <w:r>
+        <w:rPr>
+          <w:rStyle w:val="keyword"/>
+          <w:b/>
+          <w:bCs/>
+          <w:color w:val="000FD6"/>
+        </w:rPr>
+        <w:t>void</w:t>
+      </w:r>
+      <w:r>
+        <w:rPr>
+          <w:color w:val="000000"/>
+        </w:rPr>
+        <w:t xml:space="preserve"> main(String[] args) {</w:t>
+      </w:r>
+    </w:p>
+    <w:p>
+      <w:pPr>
+        <w:pStyle w:val="HTMLPreformatted"/>
+        <w:rPr>
+          <w:color w:val="000000"/>
+        </w:rPr>
+      </w:pPr>
+      <w:r>
+        <w:rPr>
+          <w:color w:val="000000"/>
+        </w:rPr>
+        <w:t xml:space="preserve">    Scanner input = </w:t>
+      </w:r>
+      <w:r>
+        <w:rPr>
+          <w:rStyle w:val="keyword"/>
+          <w:b/>
+          <w:bCs/>
+          <w:color w:val="000FD6"/>
+        </w:rPr>
+        <w:t>new</w:t>
+      </w:r>
+      <w:r>
+        <w:rPr>
+          <w:color w:val="000000"/>
+        </w:rPr>
+        <w:t xml:space="preserve"> Scanner(System.in);</w:t>
+      </w:r>
+    </w:p>
+    <w:p>
+      <w:pPr>
+        <w:pStyle w:val="HTMLPreformatted"/>
+        <w:rPr>
+          <w:color w:val="000000"/>
+        </w:rPr>
+      </w:pPr>
+    </w:p>
+    <w:p>
+      <w:pPr>
+        <w:pStyle w:val="HTMLPreformatted"/>
+        <w:rPr>
+          <w:color w:val="000000"/>
+        </w:rPr>
+      </w:pPr>
+      <w:r>
+        <w:rPr>
+          <w:color w:val="000000"/>
+        </w:rPr>
+        <w:lastRenderedPageBreak/>
+        <w:t xml:space="preserve">    System.out.print(</w:t>
+      </w:r>
+      <w:r>
+        <w:rPr>
+          <w:rStyle w:val="literal"/>
+          <w:color w:val="007D9F"/>
+        </w:rPr>
+        <w:t>"Enter a degree in Fahrenheit: "</w:t>
+      </w:r>
+      <w:r>
+        <w:rPr>
+          <w:color w:val="000000"/>
+        </w:rPr>
+        <w:t>);</w:t>
+      </w:r>
+    </w:p>
+    <w:p>
+      <w:pPr>
+        <w:pStyle w:val="HTMLPreformatted"/>
+        <w:rPr>
+          <w:color w:val="000000"/>
+        </w:rPr>
+      </w:pPr>
+      <w:r>
+        <w:rPr>
+          <w:color w:val="000000"/>
+        </w:rPr>
+        <w:t>//enter a degree value.</w:t>
+      </w:r>
+    </w:p>
+    <w:p>
+      <w:pPr>
+        <w:pStyle w:val="HTMLPreformatted"/>
+        <w:rPr>
+          <w:color w:val="000000"/>
+        </w:rPr>
+      </w:pPr>
+      <w:r>
+        <w:rPr>
+          <w:color w:val="000000"/>
+        </w:rPr>
+        <w:t xml:space="preserve">    </w:t>
+      </w:r>
+      <w:r>
+        <w:rPr>
+          <w:rStyle w:val="keyword"/>
+          <w:b/>
+          <w:bCs/>
+          <w:color w:val="000FD6"/>
+        </w:rPr>
+        <w:t>double</w:t>
+      </w:r>
+      <w:r>
+        <w:rPr>
+          <w:color w:val="000000"/>
+        </w:rPr>
+        <w:t xml:space="preserve"> fahrenheit = input.nextDouble(); </w:t>
+      </w:r>
+    </w:p>
+    <w:p>
+      <w:pPr>
+        <w:pStyle w:val="HTMLPreformatted"/>
+        <w:rPr>
+          <w:color w:val="000000"/>
+        </w:rPr>
+      </w:pPr>
+      <w:r>
+        <w:rPr>
+          <w:color w:val="000000"/>
+        </w:rPr>
+        <w:t>//assigns that value to variable Fahrenheit which is a double.</w:t>
+      </w:r>
+    </w:p>
+    <w:p>
+      <w:pPr>
+        <w:pStyle w:val="HTMLPreformatted"/>
+        <w:rPr>
+          <w:color w:val="000000"/>
+        </w:rPr>
+      </w:pPr>
+    </w:p>
+    <w:p>
+      <w:pPr>
+        <w:pStyle w:val="HTMLPreformatted"/>
+        <w:rPr>
+          <w:color w:val="000000"/>
+        </w:rPr>
+      </w:pPr>
+      <w:r>
+        <w:rPr>
+          <w:color w:val="000000"/>
+        </w:rPr>
+        <w:t xml:space="preserve">    </w:t>
+      </w:r>
+      <w:r>
+        <w:rPr>
+          <w:rStyle w:val="comment"/>
+          <w:color w:val="005500"/>
+        </w:rPr>
+        <w:t>// Convert Fahrenheit to Celsius</w:t>
+      </w:r>
+    </w:p>
+    <w:p>
+      <w:pPr>
+        <w:pStyle w:val="HTMLPreformatted"/>
+        <w:rPr>
+          <w:color w:val="000000"/>
+        </w:rPr>
+      </w:pPr>
+      <w:r>
+        <w:rPr>
+          <w:color w:val="000000"/>
+        </w:rPr>
+        <w:t xml:space="preserve">    </w:t>
+      </w:r>
+      <w:r>
+        <w:rPr>
+          <w:rStyle w:val="keyword"/>
+          <w:b/>
+          <w:bCs/>
+          <w:color w:val="000FD6"/>
+        </w:rPr>
+        <w:t>double</w:t>
+      </w:r>
+      <w:r>
+        <w:rPr>
+          <w:color w:val="000000"/>
+        </w:rPr>
+        <w:t xml:space="preserve"> celsius = (</w:t>
+      </w:r>
+      <w:r>
+        <w:rPr>
+          <w:rStyle w:val="constant"/>
+          <w:color w:val="007D9F"/>
+        </w:rPr>
+        <w:t>5</w:t>
+      </w:r>
+      <w:r>
+        <w:rPr>
+          <w:rStyle w:val="literal"/>
+          <w:color w:val="007D9F"/>
+        </w:rPr>
+        <w:t>.</w:t>
+      </w:r>
+      <w:r>
+        <w:rPr>
+          <w:rStyle w:val="constant"/>
+          <w:color w:val="007D9F"/>
+        </w:rPr>
+        <w:t>0</w:t>
+      </w:r>
+      <w:r>
+        <w:rPr>
+          <w:color w:val="000000"/>
+        </w:rPr>
+        <w:t xml:space="preserve"> / </w:t>
+      </w:r>
+      <w:r>
+        <w:rPr>
+          <w:rStyle w:val="constant"/>
+          <w:color w:val="007D9F"/>
+        </w:rPr>
+        <w:t>9</w:t>
+      </w:r>
+      <w:r>
+        <w:rPr>
+          <w:color w:val="000000"/>
+        </w:rPr>
+        <w:t xml:space="preserve">) * (fahrenheit - </w:t>
+      </w:r>
+      <w:r>
+        <w:rPr>
+          <w:rStyle w:val="constant"/>
+          <w:color w:val="007D9F"/>
+        </w:rPr>
+        <w:t>32</w:t>
+      </w:r>
+      <w:r>
+        <w:rPr>
+          <w:color w:val="000000"/>
+        </w:rPr>
+        <w:t>);</w:t>
+      </w:r>
+    </w:p>
+    <w:p>
+      <w:pPr>
+        <w:pStyle w:val="HTMLPreformatted"/>
+        <w:rPr>
+          <w:color w:val="000000"/>
+        </w:rPr>
+      </w:pPr>
+      <w:r>
+        <w:rPr>
+          <w:color w:val="000000"/>
+        </w:rPr>
+        <w:t xml:space="preserve">    System.out.println(</w:t>
+      </w:r>
+      <w:r>
+        <w:rPr>
+          <w:rStyle w:val="literal"/>
+          <w:color w:val="007D9F"/>
+        </w:rPr>
+        <w:t>"Fahrenheit "</w:t>
+      </w:r>
+      <w:r>
+        <w:rPr>
+          <w:color w:val="000000"/>
+        </w:rPr>
+        <w:t xml:space="preserve"> + fahrenheit + </w:t>
+      </w:r>
+      <w:r>
+        <w:rPr>
+          <w:rStyle w:val="literal"/>
+          <w:color w:val="007D9F"/>
+        </w:rPr>
+        <w:t>" is "</w:t>
+      </w:r>
+      <w:r>
+        <w:rPr>
+          <w:color w:val="000000"/>
+        </w:rPr>
+        <w:t xml:space="preserve"> + </w:t>
+      </w:r>
+    </w:p>
+    <w:p>
+      <w:pPr>
+        <w:pStyle w:val="HTMLPreformatted"/>
+        <w:rPr>
+          <w:color w:val="000000"/>
+        </w:rPr>
+      </w:pPr>
+      <w:r>
+        <w:rPr>
+          <w:color w:val="000000"/>
+        </w:rPr>
+        <w:t xml:space="preserve">      celsius + </w:t>
+      </w:r>
+      <w:r>
+        <w:rPr>
+          <w:rStyle w:val="literal"/>
+          <w:color w:val="007D9F"/>
+        </w:rPr>
+        <w:t>" in Celsius"</w:t>
+      </w:r>
+      <w:r>
+        <w:rPr>
+          <w:color w:val="000000"/>
+        </w:rPr>
+        <w:t xml:space="preserve">);  </w:t>
+      </w:r>
+    </w:p>
+    <w:p>
+      <w:pPr>
+        <w:pStyle w:val="HTMLPreformatted"/>
+        <w:rPr>
+          <w:color w:val="000000"/>
+        </w:rPr>
+      </w:pPr>
+      <w:r>
+        <w:rPr>
+          <w:color w:val="000000"/>
+        </w:rPr>
+        <w:t xml:space="preserve">  }</w:t>
+      </w:r>
+    </w:p>
+    <w:p>
+      <w:pPr>
+        <w:pStyle w:val="HTMLPreformatted"/>
+        <w:rPr>
+          <w:color w:val="000000"/>
+        </w:rPr>
+      </w:pPr>
+      <w:r>
+        <w:rPr>
+          <w:color w:val="000000"/>
+        </w:rPr>
+        <w:t>}</w:t>
       </w:r>
     </w:p>
     <w:p>
@@ -1154,14 +2935,14 @@
       <w:pPr>
         <w:pStyle w:val="Heading3"/>
       </w:pPr>
-      <w:bookmarkStart w:id="10" w:name="_Toc221011812"/>
+      <w:bookmarkStart w:id="11" w:name="_Toc221011812"/>
       <w:r>
         <w:rPr>
           <w:highlight w:val="yellow"/>
         </w:rPr>
         <w:t>Declaring, Initializing, and Assigning Variables</w:t>
       </w:r>
-      <w:bookmarkEnd w:id="10"/>
+      <w:bookmarkEnd w:id="11"/>
       <w:r>
         <w:t xml:space="preserve"> </w:t>
       </w:r>
@@ -1247,7 +3028,7 @@
       <w:r>
         <w:t xml:space="preserve">Each variable has its associated </w:t>
       </w:r>
-      <w:commentRangeStart w:id="11"/>
+      <w:commentRangeStart w:id="12"/>
       <w:r>
         <w:rPr>
           <w:b/>
@@ -1255,7 +3036,7 @@
         </w:rPr>
         <w:t>data type</w:t>
       </w:r>
-      <w:commentRangeEnd w:id="11"/>
+      <w:commentRangeEnd w:id="12"/>
       <w:r>
         <w:rPr>
           <w:rStyle w:val="CommentReference"/>
@@ -1264,12 +3045,12 @@
           <w:sz w:val="22"/>
           <w:szCs w:val="22"/>
         </w:rPr>
-        <w:commentReference w:id="11"/>
-      </w:r>
-    </w:p>
-    <w:p>
-      <w:commentRangeStart w:id="12"/>
+        <w:commentReference w:id="12"/>
+      </w:r>
+    </w:p>
+    <w:p>
       <w:commentRangeStart w:id="13"/>
+      <w:commentRangeStart w:id="14"/>
       <w:r>
         <w:rPr>
           <w:b/>
@@ -1280,23 +3061,23 @@
       <w:r>
         <w:t xml:space="preserve"> </w:t>
       </w:r>
-      <w:commentRangeEnd w:id="12"/>
+      <w:commentRangeEnd w:id="13"/>
       <w:r>
         <w:rPr>
           <w:rStyle w:val="CommentReference"/>
           <w:sz w:val="22"/>
           <w:szCs w:val="22"/>
         </w:rPr>
-        <w:commentReference w:id="12"/>
-      </w:r>
-      <w:commentRangeEnd w:id="13"/>
+        <w:commentReference w:id="13"/>
+      </w:r>
+      <w:commentRangeEnd w:id="14"/>
       <w:r>
         <w:rPr>
           <w:rStyle w:val="CommentReference"/>
           <w:sz w:val="22"/>
           <w:szCs w:val="22"/>
         </w:rPr>
-        <w:commentReference w:id="13"/>
+        <w:commentReference w:id="14"/>
       </w:r>
       <w:r>
         <w:t>put aside a certain amount of memory for a variable.</w:t>
@@ -1816,6 +3597,7 @@
         </w:numPr>
       </w:pPr>
       <w:r>
+        <w:lastRenderedPageBreak/>
         <w:t>DO NOT- use 1-letter variables, refrain from 1-word variables</w:t>
       </w:r>
     </w:p>
@@ -1846,8 +3628,10 @@
         </w:numPr>
       </w:pPr>
       <w:r>
-        <w:lastRenderedPageBreak/>
         <w:t>Initialize a variable by assigning it a value, this value remains stored in the memory defined by guess</w:t>
+      </w:r>
+      <w:r>
+        <w:t xml:space="preserve"> (declares and assigns a value at the same time)</w:t>
       </w:r>
     </w:p>
     <w:p>
@@ -2045,7 +3829,7 @@
       <w:pPr>
         <w:pStyle w:val="Heading3"/>
       </w:pPr>
-      <w:bookmarkStart w:id="14" w:name="_Toc221011813"/>
+      <w:bookmarkStart w:id="15" w:name="_Toc221011813"/>
       <w:r>
         <w:rPr>
           <w:highlight w:val="yellow"/>
@@ -2064,7 +3848,7 @@
         </w:rPr>
         <w:t>mpare Constants and Variables</w:t>
       </w:r>
-      <w:bookmarkEnd w:id="14"/>
+      <w:bookmarkEnd w:id="15"/>
     </w:p>
     <w:p>
       <w:r>
@@ -2180,7 +3964,11 @@
         <w:t>Declared using only data types (int, double…)</w:t>
       </w:r>
     </w:p>
-    <w:p/>
+    <w:p>
+      <w:pPr>
+        <w:ind w:left="0"/>
+      </w:pPr>
+    </w:p>
     <w:p>
       <w:r>
         <w:t>(</w:t>
@@ -2191,19 +3979,22 @@
         </w:rPr>
         <w:t>NOTE: include screenshot of in class lab here with comments mentioning variables)</w:t>
       </w:r>
+      <w:r>
+        <w:t>M01L04 screenshot p3</w:t>
+      </w:r>
     </w:p>
     <w:p>
       <w:pPr>
         <w:pStyle w:val="Heading3"/>
       </w:pPr>
-      <w:bookmarkStart w:id="15" w:name="_Toc221011814"/>
+      <w:bookmarkStart w:id="16" w:name="_Toc221011814"/>
       <w:r>
         <w:rPr>
           <w:highlight w:val="yellow"/>
         </w:rPr>
         <w:t>Order of Operations, Integer Division, and the Modulus Operator</w:t>
       </w:r>
-      <w:bookmarkEnd w:id="15"/>
+      <w:bookmarkEnd w:id="16"/>
     </w:p>
     <w:p>
       <w:pPr>
@@ -2220,13 +4011,13 @@
       <w:pPr>
         <w:pStyle w:val="Heading3"/>
       </w:pPr>
-      <w:bookmarkStart w:id="16" w:name="_Toc221011655"/>
-      <w:bookmarkStart w:id="17" w:name="_Toc221011815"/>
+      <w:bookmarkStart w:id="17" w:name="_Toc221011655"/>
+      <w:bookmarkStart w:id="18" w:name="_Toc221011815"/>
       <w:r>
         <w:t>Memory Allocation Based on Data Type and Potential Overflow Errors</w:t>
       </w:r>
-      <w:bookmarkEnd w:id="16"/>
       <w:bookmarkEnd w:id="17"/>
+      <w:bookmarkEnd w:id="18"/>
       <w:r>
         <w:t xml:space="preserve"> </w:t>
       </w:r>
@@ -2239,22 +4030,7 @@
         </w:numPr>
       </w:pPr>
       <w:r>
-        <w:t>Memory allocation based on data type and potential overflow errors during program execution</w:t>
-      </w:r>
-    </w:p>
-    <w:p>
-      <w:pPr>
-        <w:pStyle w:val="Heading3"/>
-      </w:pPr>
-      <w:bookmarkStart w:id="18" w:name="_Toc221011656"/>
-      <w:bookmarkStart w:id="19" w:name="_Toc221011816"/>
-      <w:r>
-        <w:t>Selecting Appropriate Numeric Primitive Data Types</w:t>
-      </w:r>
-      <w:bookmarkEnd w:id="18"/>
-      <w:bookmarkEnd w:id="19"/>
-      <w:r>
-        <w:t xml:space="preserve"> </w:t>
+        <w:t xml:space="preserve">Memory allocation based on data type </w:t>
       </w:r>
     </w:p>
     <w:p>
@@ -2265,28 +4041,32 @@
         </w:numPr>
       </w:pPr>
       <w:r>
-        <w:t xml:space="preserve">Select appropriate numeric primitive data types (int, double) based on the type of data and required precision. </w:t>
-      </w:r>
-    </w:p>
-    <w:p>
-      <w:r>
-        <w:rPr>
-          <w:highlight w:val="cyan"/>
-        </w:rPr>
-        <w:t>(include examples form textbook (quiz questions you completed))</w:t>
+        <w:t>P</w:t>
+      </w:r>
+      <w:r>
+        <w:t>otential overflow errors during program execution</w:t>
+      </w:r>
+    </w:p>
+    <w:p/>
+    <w:p>
+      <w:r>
+        <w:t>When variables are not assigned a correct data type, overflow errors occur.</w:t>
       </w:r>
     </w:p>
     <w:p>
       <w:pPr>
         <w:pStyle w:val="Heading3"/>
       </w:pPr>
-      <w:bookmarkStart w:id="20" w:name="_Toc221011657"/>
-      <w:bookmarkStart w:id="21" w:name="_Toc221011817"/>
-      <w:r>
-        <w:t>Applying Assignment Operators and Basic Arithmetic Operators to Form Valid Expressions</w:t>
-      </w:r>
+      <w:bookmarkStart w:id="19" w:name="_Toc221011656"/>
+      <w:bookmarkStart w:id="20" w:name="_Toc221011816"/>
+      <w:r>
+        <w:t>Selecting Appropriate Numeric Primitive Data Types</w:t>
+      </w:r>
+      <w:bookmarkEnd w:id="19"/>
       <w:bookmarkEnd w:id="20"/>
-      <w:bookmarkEnd w:id="21"/>
+      <w:r>
+        <w:t xml:space="preserve"> </w:t>
+      </w:r>
     </w:p>
     <w:p>
       <w:pPr>
@@ -2296,21 +4076,29 @@
         </w:numPr>
       </w:pPr>
       <w:r>
-        <w:t>Apply assignment operators and basic arithmetic operators to form valid expressions.</w:t>
+        <w:t xml:space="preserve">Select appropriate numeric primitive data types (int, double) based on the type of data and required precision. </w:t>
+      </w:r>
+    </w:p>
+    <w:p>
+      <w:r>
+        <w:rPr>
+          <w:highlight w:val="cyan"/>
+        </w:rPr>
+        <w:t>(include examples form textbook (quiz questions you completed))</w:t>
       </w:r>
     </w:p>
     <w:p>
       <w:pPr>
         <w:pStyle w:val="Heading3"/>
       </w:pPr>
-      <w:bookmarkStart w:id="22" w:name="_Toc221011658"/>
-      <w:bookmarkStart w:id="23" w:name="_Toc221011818"/>
+      <w:bookmarkStart w:id="21" w:name="_Toc221011657"/>
+      <w:bookmarkStart w:id="22" w:name="_Toc221011817"/>
       <w:r>
         <w:lastRenderedPageBreak/>
-        <w:t>Implicit and Explicit Conversion Rules and Casting</w:t>
-      </w:r>
+        <w:t>Applying Assignment Operators and Basic Arithmetic Operators to Form Valid Expressions</w:t>
+      </w:r>
+      <w:bookmarkEnd w:id="21"/>
       <w:bookmarkEnd w:id="22"/>
-      <w:bookmarkEnd w:id="23"/>
     </w:p>
     <w:p>
       <w:pPr>
@@ -2320,20 +4108,20 @@
         </w:numPr>
       </w:pPr>
       <w:r>
-        <w:t>Implicit and explicit conversion rules  and casting</w:t>
+        <w:t>Apply assignment operators and basic arithmetic operators to form valid expressions.</w:t>
       </w:r>
     </w:p>
     <w:p>
       <w:pPr>
         <w:pStyle w:val="Heading3"/>
       </w:pPr>
-      <w:bookmarkStart w:id="24" w:name="_Toc221011659"/>
-      <w:bookmarkStart w:id="25" w:name="_Toc221011819"/>
-      <w:r>
-        <w:t>Mixed Number Operations</w:t>
-      </w:r>
+      <w:bookmarkStart w:id="23" w:name="_Toc221011658"/>
+      <w:bookmarkStart w:id="24" w:name="_Toc221011818"/>
+      <w:r>
+        <w:t>Implicit and Explicit Conversion Rules and Casting</w:t>
+      </w:r>
+      <w:bookmarkEnd w:id="23"/>
       <w:bookmarkEnd w:id="24"/>
-      <w:bookmarkEnd w:id="25"/>
     </w:p>
     <w:p>
       <w:pPr>
@@ -2343,20 +4131,20 @@
         </w:numPr>
       </w:pPr>
       <w:r>
-        <w:t>Mixed number (doubles and integers) operations</w:t>
+        <w:t>Implicit and explicit conversion rules  and casting</w:t>
       </w:r>
     </w:p>
     <w:p>
       <w:pPr>
         <w:pStyle w:val="Heading3"/>
       </w:pPr>
-      <w:bookmarkStart w:id="26" w:name="_Toc221011660"/>
-      <w:bookmarkStart w:id="27" w:name="_Toc221011820"/>
-      <w:r>
-        <w:t>Standard Output Using System Class and Print Methods</w:t>
-      </w:r>
+      <w:bookmarkStart w:id="25" w:name="_Toc221011659"/>
+      <w:bookmarkStart w:id="26" w:name="_Toc221011819"/>
+      <w:r>
+        <w:t>Mixed Number Operations</w:t>
+      </w:r>
+      <w:bookmarkEnd w:id="25"/>
       <w:bookmarkEnd w:id="26"/>
-      <w:bookmarkEnd w:id="27"/>
     </w:p>
     <w:p>
       <w:pPr>
@@ -2366,6 +4154,30 @@
         </w:numPr>
       </w:pPr>
       <w:r>
+        <w:t>Mixed number (doubles and integers) operations</w:t>
+      </w:r>
+    </w:p>
+    <w:p/>
+    <w:p>
+      <w:pPr>
+        <w:pStyle w:val="Heading3"/>
+      </w:pPr>
+      <w:bookmarkStart w:id="27" w:name="_Toc221011660"/>
+      <w:bookmarkStart w:id="28" w:name="_Toc221011820"/>
+      <w:r>
+        <w:t>Standard Output Using System Class and Print Methods</w:t>
+      </w:r>
+      <w:bookmarkEnd w:id="27"/>
+      <w:bookmarkEnd w:id="28"/>
+    </w:p>
+    <w:p>
+      <w:pPr>
+        <w:numPr>
+          <w:ilvl w:val="0"/>
+          <w:numId w:val="13"/>
+        </w:numPr>
+      </w:pPr>
+      <w:r>
         <w:t>Standard output using System class and print methods.</w:t>
       </w:r>
     </w:p>
@@ -2381,13 +4193,13 @@
       <w:pPr>
         <w:pStyle w:val="Heading3"/>
       </w:pPr>
-      <w:bookmarkStart w:id="28" w:name="_Toc221011661"/>
-      <w:bookmarkStart w:id="29" w:name="_Toc221011821"/>
+      <w:bookmarkStart w:id="29" w:name="_Toc221011661"/>
+      <w:bookmarkStart w:id="30" w:name="_Toc221011821"/>
       <w:r>
         <w:t>Identifying Different Types of Errors</w:t>
       </w:r>
-      <w:bookmarkEnd w:id="28"/>
       <w:bookmarkEnd w:id="29"/>
+      <w:bookmarkEnd w:id="30"/>
       <w:r>
         <w:t xml:space="preserve"> </w:t>
       </w:r>
@@ -2457,13 +4269,13 @@
       <w:pPr>
         <w:pStyle w:val="Heading1"/>
       </w:pPr>
-      <w:bookmarkStart w:id="30" w:name="_Toc221011665"/>
-      <w:bookmarkStart w:id="31" w:name="_Toc221011822"/>
+      <w:bookmarkStart w:id="31" w:name="_Toc221011665"/>
+      <w:bookmarkStart w:id="32" w:name="_Toc221011822"/>
       <w:r>
         <w:t>Module 2: Predefined Classes, Methods, and Decision Structures</w:t>
       </w:r>
-      <w:bookmarkEnd w:id="30"/>
       <w:bookmarkEnd w:id="31"/>
+      <w:bookmarkEnd w:id="32"/>
     </w:p>
     <w:p>
       <w:r>
@@ -2545,6 +4357,7 @@
         </w:numPr>
       </w:pPr>
       <w:r>
+        <w:lastRenderedPageBreak/>
         <w:t>Use logical operators (&amp;&amp;, ||, !) to combine conditions.</w:t>
       </w:r>
     </w:p>
@@ -2569,14 +4382,13 @@
       <w:pPr>
         <w:pStyle w:val="Heading1"/>
       </w:pPr>
-      <w:bookmarkStart w:id="32" w:name="_Toc221011668"/>
-      <w:bookmarkStart w:id="33" w:name="_Toc221011823"/>
-      <w:r>
-        <w:lastRenderedPageBreak/>
+      <w:bookmarkStart w:id="33" w:name="_Toc221011668"/>
+      <w:bookmarkStart w:id="34" w:name="_Toc221011823"/>
+      <w:r>
         <w:t>Module 3: Loops and Methods</w:t>
       </w:r>
-      <w:bookmarkEnd w:id="32"/>
       <w:bookmarkEnd w:id="33"/>
+      <w:bookmarkEnd w:id="34"/>
     </w:p>
     <w:p>
       <w:r>
@@ -2653,13 +4465,13 @@
       <w:pPr>
         <w:pStyle w:val="Heading1"/>
       </w:pPr>
-      <w:bookmarkStart w:id="34" w:name="_Toc221011671"/>
-      <w:bookmarkStart w:id="35" w:name="_Toc221011824"/>
+      <w:bookmarkStart w:id="35" w:name="_Toc221011671"/>
+      <w:bookmarkStart w:id="36" w:name="_Toc221011824"/>
       <w:r>
         <w:t>Module 4: Arrays</w:t>
       </w:r>
-      <w:bookmarkEnd w:id="34"/>
       <w:bookmarkEnd w:id="35"/>
+      <w:bookmarkEnd w:id="36"/>
     </w:p>
     <w:p>
       <w:r>
@@ -2737,13 +4549,13 @@
       <w:pPr>
         <w:pStyle w:val="Heading1"/>
       </w:pPr>
-      <w:bookmarkStart w:id="36" w:name="_Toc221011674"/>
-      <w:bookmarkStart w:id="37" w:name="_Toc221011825"/>
+      <w:bookmarkStart w:id="37" w:name="_Toc221011674"/>
+      <w:bookmarkStart w:id="38" w:name="_Toc221011825"/>
       <w:r>
         <w:t>Module 5: Classes and Objects</w:t>
       </w:r>
-      <w:bookmarkEnd w:id="36"/>
       <w:bookmarkEnd w:id="37"/>
+      <w:bookmarkEnd w:id="38"/>
     </w:p>
     <w:p/>
     <w:p>
@@ -2792,6 +4604,7 @@
         </w:numPr>
       </w:pPr>
       <w:r>
+        <w:lastRenderedPageBreak/>
         <w:t>Reference variables for objects, stack/heap diagrams.</w:t>
       </w:r>
     </w:p>
@@ -2852,7 +4665,7 @@
 
 <file path=word/comments.xml><?xml version="1.0" encoding="utf-8"?>
 <w:comments xmlns:wpc="http://schemas.microsoft.com/office/word/2010/wordprocessingCanvas" xmlns:cx="http://schemas.microsoft.com/office/drawing/2014/chartex" xmlns:cx1="http://schemas.microsoft.com/office/drawing/2015/9/8/chartex" xmlns:cx2="http://schemas.microsoft.com/office/drawing/2015/10/21/chartex" xmlns:cx3="http://schemas.microsoft.com/office/drawing/2016/5/9/chartex" xmlns:cx4="http://schemas.microsoft.com/office/drawing/2016/5/10/chartex" xmlns:cx5="http://schemas.microsoft.com/office/drawing/2016/5/11/chartex" xmlns:cx6="http://schemas.microsoft.com/office/drawing/2016/5/12/chartex" xmlns:cx7="http://schemas.microsoft.com/office/drawing/2016/5/13/chartex" xmlns:cx8="http://schemas.microsoft.com/office/drawing/2016/5/14/chartex" xmlns:mc="http://schemas.openxmlformats.org/markup-compatibility/2006" xmlns:aink="http://schemas.microsoft.com/office/drawing/2016/ink" xmlns:am3d="http://schemas.microsoft.com/office/drawing/2017/model3d" xmlns:o="urn:schemas-microsoft-com:office:office" xmlns:oel="http://schemas.microsoft.com/office/2019/extlst" xmlns:r="http://schemas.openxmlformats.org/officeDocument/2006/relationships" xmlns:m="http://schemas.openxmlformats.org/officeDocument/2006/math" xmlns:v="urn:schemas-microsoft-com:vml" xmlns:wp14="http://schemas.microsoft.com/office/word/2010/wordprocessingDrawing" xmlns:wp="http://schemas.openxmlformats.org/drawingml/2006/wordprocessingDrawing" xmlns:w10="urn:schemas-microsoft-com:office:word" xmlns:w="http://schemas.openxmlformats.org/wordprocessingml/2006/main" xmlns:w14="http://schemas.microsoft.com/office/word/2010/wordml" xmlns:w15="http://schemas.microsoft.com/office/word/2012/wordml" xmlns:w16cex="http://schemas.microsoft.com/office/word/2018/wordml/cex" xmlns:w16cid="http://schemas.microsoft.com/office/word/2016/wordml/cid" xmlns:w16="http://schemas.microsoft.com/office/word/2018/wordml" xmlns:w16du="http://schemas.microsoft.com/office/word/2023/wordml/word16du" xmlns:w16sdtdh="http://schemas.microsoft.com/office/word/2020/wordml/sdtdatahash" xmlns:w16sdtfl="http://schemas.microsoft.com/office/word/2024/wordml/sdtformatlock" xmlns:w16se="http://schemas.microsoft.com/office/word/2015/wordml/symex" xmlns:wpg="http://schemas.microsoft.com/office/word/2010/wordprocessingGroup" xmlns:wpi="http://schemas.microsoft.com/office/word/2010/wordprocessingInk" xmlns:wne="http://schemas.microsoft.com/office/word/2006/wordml" xmlns:wps="http://schemas.microsoft.com/office/word/2010/wordprocessingShape" mc:Ignorable="w14 w15 w16se w16cid w16 w16cex w16sdtdh w16sdtfl w16du wp14">
-  <w:comment w:id="9" w:author="Isabella Eaton" w:date="2026-01-27T13:31:00Z" w:initials="IE">
+  <w:comment w:id="1" w:author="Isabella Eaton" w:date="2026-02-05T12:34:00Z" w:initials="IE">
     <w:p>
       <w:r>
         <w:rPr>
@@ -2865,45 +4678,89 @@
           <w:sz w:val="20"/>
           <w:szCs w:val="20"/>
         </w:rPr>
-        <w:t>Don't have keep this format, but do need to explore all these bullet points.</w:t>
-      </w:r>
-    </w:p>
-  </w:comment>
-  <w:comment w:id="11" w:author="Isabella Eaton" w:date="2026-01-27T17:33:00Z" w:initials="IE">
-    <w:p>
-      <w:r>
-        <w:rPr>
-          <w:rStyle w:val="CommentReference"/>
-        </w:rPr>
-        <w:annotationRef/>
-      </w:r>
+        <w:t xml:space="preserve">in class notes to prepare: </w:t>
+      </w:r>
+    </w:p>
+    <w:p>
       <w:r>
         <w:rPr>
           <w:sz w:val="20"/>
           <w:szCs w:val="20"/>
         </w:rPr>
-        <w:t xml:space="preserve">ask in office hours if this type or screenshot is allowed in tech doc </w:t>
-      </w:r>
-    </w:p>
-  </w:comment>
-  <w:comment w:id="12" w:author="Isabella Eaton" w:date="2026-01-27T17:42:00Z" w:initials="IE">
-    <w:p>
-      <w:r>
-        <w:rPr>
-          <w:rStyle w:val="CommentReference"/>
-        </w:rPr>
-        <w:annotationRef/>
-      </w:r>
+        <w:t>-practice writing code on paper.</w:t>
+      </w:r>
+    </w:p>
+    <w:p>
       <w:r>
         <w:rPr>
           <w:sz w:val="20"/>
           <w:szCs w:val="20"/>
         </w:rPr>
+        <w:t>-review lectures from m1</w:t>
+      </w:r>
+    </w:p>
+    <w:p>
+      <w:r>
+        <w:rPr>
+          <w:sz w:val="20"/>
+          <w:szCs w:val="20"/>
+        </w:rPr>
+        <w:t>-try to answer questions about items in lecture notes and examples without assistance.</w:t>
+      </w:r>
+    </w:p>
+  </w:comment>
+  <w:comment w:id="10" w:author="Isabella Eaton" w:date="2026-01-27T13:31:00Z" w:initials="IE">
+    <w:p>
+      <w:r>
+        <w:rPr>
+          <w:rStyle w:val="CommentReference"/>
+        </w:rPr>
+        <w:annotationRef/>
+      </w:r>
+      <w:r>
+        <w:rPr>
+          <w:sz w:val="20"/>
+          <w:szCs w:val="20"/>
+        </w:rPr>
+        <w:t>Don't have keep this format, but do need to explore all these bullet points.</w:t>
+      </w:r>
+    </w:p>
+  </w:comment>
+  <w:comment w:id="12" w:author="Isabella Eaton" w:date="2026-01-27T17:33:00Z" w:initials="IE">
+    <w:p>
+      <w:r>
+        <w:rPr>
+          <w:rStyle w:val="CommentReference"/>
+        </w:rPr>
+        <w:annotationRef/>
+      </w:r>
+      <w:r>
+        <w:rPr>
+          <w:sz w:val="20"/>
+          <w:szCs w:val="20"/>
+        </w:rPr>
+        <w:t xml:space="preserve">ask in office hours if this type or screenshot is allowed in tech doc </w:t>
+      </w:r>
+    </w:p>
+  </w:comment>
+  <w:comment w:id="13" w:author="Isabella Eaton" w:date="2026-01-27T17:42:00Z" w:initials="IE">
+    <w:p>
+      <w:r>
+        <w:rPr>
+          <w:rStyle w:val="CommentReference"/>
+        </w:rPr>
+        <w:annotationRef/>
+      </w:r>
+      <w:r>
+        <w:rPr>
+          <w:sz w:val="20"/>
+          <w:szCs w:val="20"/>
+        </w:rPr>
         <w:t xml:space="preserve">make small table of data types </w:t>
       </w:r>
     </w:p>
   </w:comment>
-  <w:comment w:id="13" w:author="Isabella Eaton" w:date="2026-02-03T11:26:00Z" w:initials="IE">
+  <w:comment w:id="14" w:author="Isabella Eaton" w:date="2026-02-03T11:26:00Z" w:initials="IE">
     <w:p>
       <w:r>
         <w:rPr>
@@ -2925,6 +4782,7 @@
 
 <file path=word/commentsExtended.xml><?xml version="1.0" encoding="utf-8"?>
 <w15:commentsEx xmlns:wpc="http://schemas.microsoft.com/office/word/2010/wordprocessingCanvas" xmlns:cx="http://schemas.microsoft.com/office/drawing/2014/chartex" xmlns:cx1="http://schemas.microsoft.com/office/drawing/2015/9/8/chartex" xmlns:cx2="http://schemas.microsoft.com/office/drawing/2015/10/21/chartex" xmlns:cx3="http://schemas.microsoft.com/office/drawing/2016/5/9/chartex" xmlns:cx4="http://schemas.microsoft.com/office/drawing/2016/5/10/chartex" xmlns:cx5="http://schemas.microsoft.com/office/drawing/2016/5/11/chartex" xmlns:cx6="http://schemas.microsoft.com/office/drawing/2016/5/12/chartex" xmlns:cx7="http://schemas.microsoft.com/office/drawing/2016/5/13/chartex" xmlns:cx8="http://schemas.microsoft.com/office/drawing/2016/5/14/chartex" xmlns:mc="http://schemas.openxmlformats.org/markup-compatibility/2006" xmlns:aink="http://schemas.microsoft.com/office/drawing/2016/ink" xmlns:am3d="http://schemas.microsoft.com/office/drawing/2017/model3d" xmlns:o="urn:schemas-microsoft-com:office:office" xmlns:oel="http://schemas.microsoft.com/office/2019/extlst" xmlns:r="http://schemas.openxmlformats.org/officeDocument/2006/relationships" xmlns:m="http://schemas.openxmlformats.org/officeDocument/2006/math" xmlns:v="urn:schemas-microsoft-com:vml" xmlns:wp14="http://schemas.microsoft.com/office/word/2010/wordprocessingDrawing" xmlns:wp="http://schemas.openxmlformats.org/drawingml/2006/wordprocessingDrawing" xmlns:w10="urn:schemas-microsoft-com:office:word" xmlns:w="http://schemas.openxmlformats.org/wordprocessingml/2006/main" xmlns:w14="http://schemas.microsoft.com/office/word/2010/wordml" xmlns:w15="http://schemas.microsoft.com/office/word/2012/wordml" xmlns:w16cex="http://schemas.microsoft.com/office/word/2018/wordml/cex" xmlns:w16cid="http://schemas.microsoft.com/office/word/2016/wordml/cid" xmlns:w16="http://schemas.microsoft.com/office/word/2018/wordml" xmlns:w16du="http://schemas.microsoft.com/office/word/2023/wordml/word16du" xmlns:w16sdtdh="http://schemas.microsoft.com/office/word/2020/wordml/sdtdatahash" xmlns:w16sdtfl="http://schemas.microsoft.com/office/word/2024/wordml/sdtformatlock" xmlns:w16se="http://schemas.microsoft.com/office/word/2015/wordml/symex" xmlns:wpg="http://schemas.microsoft.com/office/word/2010/wordprocessingGroup" xmlns:wpi="http://schemas.microsoft.com/office/word/2010/wordprocessingInk" xmlns:wne="http://schemas.microsoft.com/office/word/2006/wordml" xmlns:wps="http://schemas.microsoft.com/office/word/2010/wordprocessingShape" mc:Ignorable="w14 w15 w16se w16cid w16 w16cex w16sdtdh w16sdtfl w16du wp14">
+  <w15:commentEx w15:paraId="1F4F9804" w15:done="0"/>
   <w15:commentEx w15:paraId="559C38C7" w15:done="1"/>
   <w15:commentEx w15:paraId="09FBF4A9" w15:done="1"/>
   <w15:commentEx w15:paraId="5DDC5039" w15:done="0"/>
@@ -2934,6 +4792,7 @@
 
 <file path=word/commentsExtensible.xml><?xml version="1.0" encoding="utf-8"?>
 <w16cex:commentsExtensible xmlns:wpc="http://schemas.microsoft.com/office/word/2010/wordprocessingCanvas" xmlns:cx="http://schemas.microsoft.com/office/drawing/2014/chartex" xmlns:cx1="http://schemas.microsoft.com/office/drawing/2015/9/8/chartex" xmlns:cx2="http://schemas.microsoft.com/office/drawing/2015/10/21/chartex" xmlns:cx3="http://schemas.microsoft.com/office/drawing/2016/5/9/chartex" xmlns:cx4="http://schemas.microsoft.com/office/drawing/2016/5/10/chartex" xmlns:cx5="http://schemas.microsoft.com/office/drawing/2016/5/11/chartex" xmlns:cx6="http://schemas.microsoft.com/office/drawing/2016/5/12/chartex" xmlns:cx7="http://schemas.microsoft.com/office/drawing/2016/5/13/chartex" xmlns:cx8="http://schemas.microsoft.com/office/drawing/2016/5/14/chartex" xmlns:cr="http://schemas.microsoft.com/office/comments/2020/reactions" xmlns:mc="http://schemas.openxmlformats.org/markup-compatibility/2006" xmlns:aink="http://schemas.microsoft.com/office/drawing/2016/ink" xmlns:am3d="http://schemas.microsoft.com/office/drawing/2017/model3d" xmlns:o="urn:schemas-microsoft-com:office:office" xmlns:oel="http://schemas.microsoft.com/office/2019/extlst" xmlns:r="http://schemas.openxmlformats.org/officeDocument/2006/relationships" xmlns:m="http://schemas.openxmlformats.org/officeDocument/2006/math" xmlns:v="urn:schemas-microsoft-com:vml" xmlns:wp14="http://schemas.microsoft.com/office/word/2010/wordprocessingDrawing" xmlns:wp="http://schemas.openxmlformats.org/drawingml/2006/wordprocessingDrawing" xmlns:w10="urn:schemas-microsoft-com:office:word" xmlns:w="http://schemas.openxmlformats.org/wordprocessingml/2006/main" xmlns:w14="http://schemas.microsoft.com/office/word/2010/wordml" xmlns:w15="http://schemas.microsoft.com/office/word/2012/wordml" xmlns:w16cex="http://schemas.microsoft.com/office/word/2018/wordml/cex" xmlns:w16cid="http://schemas.microsoft.com/office/word/2016/wordml/cid" xmlns:w16="http://schemas.microsoft.com/office/word/2018/wordml" xmlns:w16du="http://schemas.microsoft.com/office/word/2023/wordml/word16du" xmlns:w16sdtdh="http://schemas.microsoft.com/office/word/2020/wordml/sdtdatahash" xmlns:w16sdtfl="http://schemas.microsoft.com/office/word/2024/wordml/sdtformatlock" xmlns:w16se="http://schemas.microsoft.com/office/word/2015/wordml/symex" xmlns:wpg="http://schemas.microsoft.com/office/word/2010/wordprocessingGroup" xmlns:wpi="http://schemas.microsoft.com/office/word/2010/wordprocessingInk" xmlns:wne="http://schemas.microsoft.com/office/word/2006/wordml" xmlns:wps="http://schemas.microsoft.com/office/word/2010/wordprocessingShape" mc:Ignorable="w14 w15 w16se w16cid w16 w16cex w16sdtdh w16sdtfl cr w16du wp14">
+  <w16cex:commentExtensible w16cex:durableId="5407AF47" w16cex:dateUtc="2026-02-05T19:34:00Z"/>
   <w16cex:commentExtensible w16cex:durableId="2E8EC6B9" w16cex:dateUtc="2026-01-27T20:31:00Z">
     <w16cex:extLst>
       <w16:ext w16:uri="{CE6994B0-6A32-4C9F-8C6B-6E91EDA988CE}">
@@ -2955,6 +4814,7 @@
 
 <file path=word/commentsIds.xml><?xml version="1.0" encoding="utf-8"?>
 <w16cid:commentsIds xmlns:wpc="http://schemas.microsoft.com/office/word/2010/wordprocessingCanvas" xmlns:cx="http://schemas.microsoft.com/office/drawing/2014/chartex" xmlns:cx1="http://schemas.microsoft.com/office/drawing/2015/9/8/chartex" xmlns:cx2="http://schemas.microsoft.com/office/drawing/2015/10/21/chartex" xmlns:cx3="http://schemas.microsoft.com/office/drawing/2016/5/9/chartex" xmlns:cx4="http://schemas.microsoft.com/office/drawing/2016/5/10/chartex" xmlns:cx5="http://schemas.microsoft.com/office/drawing/2016/5/11/chartex" xmlns:cx6="http://schemas.microsoft.com/office/drawing/2016/5/12/chartex" xmlns:cx7="http://schemas.microsoft.com/office/drawing/2016/5/13/chartex" xmlns:cx8="http://schemas.microsoft.com/office/drawing/2016/5/14/chartex" xmlns:mc="http://schemas.openxmlformats.org/markup-compatibility/2006" xmlns:aink="http://schemas.microsoft.com/office/drawing/2016/ink" xmlns:am3d="http://schemas.microsoft.com/office/drawing/2017/model3d" xmlns:o="urn:schemas-microsoft-com:office:office" xmlns:oel="http://schemas.microsoft.com/office/2019/extlst" xmlns:r="http://schemas.openxmlformats.org/officeDocument/2006/relationships" xmlns:m="http://schemas.openxmlformats.org/officeDocument/2006/math" xmlns:v="urn:schemas-microsoft-com:vml" xmlns:wp14="http://schemas.microsoft.com/office/word/2010/wordprocessingDrawing" xmlns:wp="http://schemas.openxmlformats.org/drawingml/2006/wordprocessingDrawing" xmlns:w10="urn:schemas-microsoft-com:office:word" xmlns:w="http://schemas.openxmlformats.org/wordprocessingml/2006/main" xmlns:w14="http://schemas.microsoft.com/office/word/2010/wordml" xmlns:w15="http://schemas.microsoft.com/office/word/2012/wordml" xmlns:w16cex="http://schemas.microsoft.com/office/word/2018/wordml/cex" xmlns:w16cid="http://schemas.microsoft.com/office/word/2016/wordml/cid" xmlns:w16="http://schemas.microsoft.com/office/word/2018/wordml" xmlns:w16du="http://schemas.microsoft.com/office/word/2023/wordml/word16du" xmlns:w16sdtdh="http://schemas.microsoft.com/office/word/2020/wordml/sdtdatahash" xmlns:w16sdtfl="http://schemas.microsoft.com/office/word/2024/wordml/sdtformatlock" xmlns:w16se="http://schemas.microsoft.com/office/word/2015/wordml/symex" xmlns:wpg="http://schemas.microsoft.com/office/word/2010/wordprocessingGroup" xmlns:wpi="http://schemas.microsoft.com/office/word/2010/wordprocessingInk" xmlns:wne="http://schemas.microsoft.com/office/word/2006/wordml" xmlns:wps="http://schemas.microsoft.com/office/word/2010/wordprocessingShape" mc:Ignorable="w14 w15 w16se w16cid w16 w16cex w16sdtdh w16sdtfl w16du wp14">
+  <w16cid:commentId w16cid:paraId="1F4F9804" w16cid:durableId="5407AF47"/>
   <w16cid:commentId w16cid:paraId="559C38C7" w16cid:durableId="2E8EC6B9"/>
   <w16cid:commentId w16cid:paraId="09FBF4A9" w16cid:durableId="6473245C"/>
   <w16cid:commentId w16cid:paraId="5DDC5039" w16cid:durableId="4FC31819"/>
@@ -3301,6 +5161,119 @@
     </w:lvl>
   </w:abstractNum>
   <w:abstractNum w:abstractNumId="2" w15:restartNumberingAfterBreak="0">
+    <w:nsid w:val="0E9640F3"/>
+    <w:multiLevelType w:val="hybridMultilevel"/>
+    <w:tmpl w:val="BFD00BB0"/>
+    <w:lvl w:ilvl="0" w:tplc="FE2A317C">
+      <w:start w:val="4"/>
+      <w:numFmt w:val="bullet"/>
+      <w:lvlText w:val="-"/>
+      <w:lvlJc w:val="left"/>
+      <w:pPr>
+        <w:ind w:left="1080" w:hanging="360"/>
+      </w:pPr>
+      <w:rPr>
+        <w:rFonts w:ascii="Lexend" w:eastAsia="Lexend" w:hAnsi="Lexend" w:cs="Lexend" w:hint="default"/>
+      </w:rPr>
+    </w:lvl>
+    <w:lvl w:ilvl="1" w:tplc="04090003" w:tentative="1">
+      <w:start w:val="1"/>
+      <w:numFmt w:val="bullet"/>
+      <w:lvlText w:val="o"/>
+      <w:lvlJc w:val="left"/>
+      <w:pPr>
+        <w:ind w:left="1800" w:hanging="360"/>
+      </w:pPr>
+      <w:rPr>
+        <w:rFonts w:ascii="Courier New" w:hAnsi="Courier New" w:hint="default"/>
+      </w:rPr>
+    </w:lvl>
+    <w:lvl w:ilvl="2" w:tplc="04090005" w:tentative="1">
+      <w:start w:val="1"/>
+      <w:numFmt w:val="bullet"/>
+      <w:lvlText w:val=""/>
+      <w:lvlJc w:val="left"/>
+      <w:pPr>
+        <w:ind w:left="2520" w:hanging="360"/>
+      </w:pPr>
+      <w:rPr>
+        <w:rFonts w:ascii="Wingdings" w:hAnsi="Wingdings" w:hint="default"/>
+      </w:rPr>
+    </w:lvl>
+    <w:lvl w:ilvl="3" w:tplc="04090001" w:tentative="1">
+      <w:start w:val="1"/>
+      <w:numFmt w:val="bullet"/>
+      <w:lvlText w:val=""/>
+      <w:lvlJc w:val="left"/>
+      <w:pPr>
+        <w:ind w:left="3240" w:hanging="360"/>
+      </w:pPr>
+      <w:rPr>
+        <w:rFonts w:ascii="Symbol" w:hAnsi="Symbol" w:hint="default"/>
+      </w:rPr>
+    </w:lvl>
+    <w:lvl w:ilvl="4" w:tplc="04090003" w:tentative="1">
+      <w:start w:val="1"/>
+      <w:numFmt w:val="bullet"/>
+      <w:lvlText w:val="o"/>
+      <w:lvlJc w:val="left"/>
+      <w:pPr>
+        <w:ind w:left="3960" w:hanging="360"/>
+      </w:pPr>
+      <w:rPr>
+        <w:rFonts w:ascii="Courier New" w:hAnsi="Courier New" w:hint="default"/>
+      </w:rPr>
+    </w:lvl>
+    <w:lvl w:ilvl="5" w:tplc="04090005" w:tentative="1">
+      <w:start w:val="1"/>
+      <w:numFmt w:val="bullet"/>
+      <w:lvlText w:val=""/>
+      <w:lvlJc w:val="left"/>
+      <w:pPr>
+        <w:ind w:left="4680" w:hanging="360"/>
+      </w:pPr>
+      <w:rPr>
+        <w:rFonts w:ascii="Wingdings" w:hAnsi="Wingdings" w:hint="default"/>
+      </w:rPr>
+    </w:lvl>
+    <w:lvl w:ilvl="6" w:tplc="04090001" w:tentative="1">
+      <w:start w:val="1"/>
+      <w:numFmt w:val="bullet"/>
+      <w:lvlText w:val=""/>
+      <w:lvlJc w:val="left"/>
+      <w:pPr>
+        <w:ind w:left="5400" w:hanging="360"/>
+      </w:pPr>
+      <w:rPr>
+        <w:rFonts w:ascii="Symbol" w:hAnsi="Symbol" w:hint="default"/>
+      </w:rPr>
+    </w:lvl>
+    <w:lvl w:ilvl="7" w:tplc="04090003" w:tentative="1">
+      <w:start w:val="1"/>
+      <w:numFmt w:val="bullet"/>
+      <w:lvlText w:val="o"/>
+      <w:lvlJc w:val="left"/>
+      <w:pPr>
+        <w:ind w:left="6120" w:hanging="360"/>
+      </w:pPr>
+      <w:rPr>
+        <w:rFonts w:ascii="Courier New" w:hAnsi="Courier New" w:hint="default"/>
+      </w:rPr>
+    </w:lvl>
+    <w:lvl w:ilvl="8" w:tplc="04090005" w:tentative="1">
+      <w:start w:val="1"/>
+      <w:numFmt w:val="bullet"/>
+      <w:lvlText w:val=""/>
+      <w:lvlJc w:val="left"/>
+      <w:pPr>
+        <w:ind w:left="6840" w:hanging="360"/>
+      </w:pPr>
+      <w:rPr>
+        <w:rFonts w:ascii="Wingdings" w:hAnsi="Wingdings" w:hint="default"/>
+      </w:rPr>
+    </w:lvl>
+  </w:abstractNum>
+  <w:abstractNum w:abstractNumId="3" w15:restartNumberingAfterBreak="0">
     <w:nsid w:val="111A4989"/>
     <w:multiLevelType w:val="multilevel"/>
     <w:tmpl w:val="B792EE9C"/>
@@ -3413,7 +5386,7 @@
       </w:rPr>
     </w:lvl>
   </w:abstractNum>
-  <w:abstractNum w:abstractNumId="3" w15:restartNumberingAfterBreak="0">
+  <w:abstractNum w:abstractNumId="4" w15:restartNumberingAfterBreak="0">
     <w:nsid w:val="15A3498C"/>
     <w:multiLevelType w:val="multilevel"/>
     <w:tmpl w:val="8340CD80"/>
@@ -3526,7 +5499,7 @@
       </w:rPr>
     </w:lvl>
   </w:abstractNum>
-  <w:abstractNum w:abstractNumId="4" w15:restartNumberingAfterBreak="0">
+  <w:abstractNum w:abstractNumId="5" w15:restartNumberingAfterBreak="0">
     <w:nsid w:val="16F97B19"/>
     <w:multiLevelType w:val="multilevel"/>
     <w:tmpl w:val="67E42E1A"/>
@@ -3639,7 +5612,7 @@
       </w:rPr>
     </w:lvl>
   </w:abstractNum>
-  <w:abstractNum w:abstractNumId="5" w15:restartNumberingAfterBreak="0">
+  <w:abstractNum w:abstractNumId="6" w15:restartNumberingAfterBreak="0">
     <w:nsid w:val="2F016A42"/>
     <w:multiLevelType w:val="multilevel"/>
     <w:tmpl w:val="5E1023E6"/>
@@ -3752,7 +5725,7 @@
       </w:rPr>
     </w:lvl>
   </w:abstractNum>
-  <w:abstractNum w:abstractNumId="6" w15:restartNumberingAfterBreak="0">
+  <w:abstractNum w:abstractNumId="7" w15:restartNumberingAfterBreak="0">
     <w:nsid w:val="34042A8B"/>
     <w:multiLevelType w:val="multilevel"/>
     <w:tmpl w:val="87E029DC"/>
@@ -3865,7 +5838,7 @@
       </w:rPr>
     </w:lvl>
   </w:abstractNum>
-  <w:abstractNum w:abstractNumId="7" w15:restartNumberingAfterBreak="0">
+  <w:abstractNum w:abstractNumId="8" w15:restartNumberingAfterBreak="0">
     <w:nsid w:val="384D0EEB"/>
     <w:multiLevelType w:val="multilevel"/>
     <w:tmpl w:val="03227E28"/>
@@ -3978,7 +5951,7 @@
       </w:rPr>
     </w:lvl>
   </w:abstractNum>
-  <w:abstractNum w:abstractNumId="8" w15:restartNumberingAfterBreak="0">
+  <w:abstractNum w:abstractNumId="9" w15:restartNumberingAfterBreak="0">
     <w:nsid w:val="39F11A98"/>
     <w:multiLevelType w:val="multilevel"/>
     <w:tmpl w:val="FAA088A4"/>
@@ -4091,7 +6064,7 @@
       </w:rPr>
     </w:lvl>
   </w:abstractNum>
-  <w:abstractNum w:abstractNumId="9" w15:restartNumberingAfterBreak="0">
+  <w:abstractNum w:abstractNumId="10" w15:restartNumberingAfterBreak="0">
     <w:nsid w:val="3AD1250A"/>
     <w:multiLevelType w:val="multilevel"/>
     <w:tmpl w:val="BC5245DA"/>
@@ -4204,7 +6177,7 @@
       </w:rPr>
     </w:lvl>
   </w:abstractNum>
-  <w:abstractNum w:abstractNumId="10" w15:restartNumberingAfterBreak="0">
+  <w:abstractNum w:abstractNumId="11" w15:restartNumberingAfterBreak="0">
     <w:nsid w:val="3B6970EA"/>
     <w:multiLevelType w:val="hybridMultilevel"/>
     <w:tmpl w:val="D7521244"/>
@@ -4317,7 +6290,7 @@
       </w:rPr>
     </w:lvl>
   </w:abstractNum>
-  <w:abstractNum w:abstractNumId="11" w15:restartNumberingAfterBreak="0">
+  <w:abstractNum w:abstractNumId="12" w15:restartNumberingAfterBreak="0">
     <w:nsid w:val="4FB2172F"/>
     <w:multiLevelType w:val="multilevel"/>
     <w:tmpl w:val="517A43C6"/>
@@ -4430,7 +6403,7 @@
       </w:rPr>
     </w:lvl>
   </w:abstractNum>
-  <w:abstractNum w:abstractNumId="12" w15:restartNumberingAfterBreak="0">
+  <w:abstractNum w:abstractNumId="13" w15:restartNumberingAfterBreak="0">
     <w:nsid w:val="576F76EB"/>
     <w:multiLevelType w:val="multilevel"/>
     <w:tmpl w:val="B25E40C8"/>
@@ -4543,7 +6516,7 @@
       </w:rPr>
     </w:lvl>
   </w:abstractNum>
-  <w:abstractNum w:abstractNumId="13" w15:restartNumberingAfterBreak="0">
+  <w:abstractNum w:abstractNumId="14" w15:restartNumberingAfterBreak="0">
     <w:nsid w:val="74AD62E8"/>
     <w:multiLevelType w:val="multilevel"/>
     <w:tmpl w:val="3250A736"/>
@@ -4656,7 +6629,7 @@
       </w:rPr>
     </w:lvl>
   </w:abstractNum>
-  <w:abstractNum w:abstractNumId="14" w15:restartNumberingAfterBreak="0">
+  <w:abstractNum w:abstractNumId="15" w15:restartNumberingAfterBreak="0">
     <w:nsid w:val="78761EF3"/>
     <w:multiLevelType w:val="multilevel"/>
     <w:tmpl w:val="F9B2D45A"/>
@@ -4769,7 +6742,7 @@
       </w:rPr>
     </w:lvl>
   </w:abstractNum>
-  <w:abstractNum w:abstractNumId="15" w15:restartNumberingAfterBreak="0">
+  <w:abstractNum w:abstractNumId="16" w15:restartNumberingAfterBreak="0">
     <w:nsid w:val="7BD906D0"/>
     <w:multiLevelType w:val="multilevel"/>
     <w:tmpl w:val="0766577E"/>
@@ -4883,52 +6856,55 @@
     </w:lvl>
   </w:abstractNum>
   <w:num w:numId="1" w16cid:durableId="211774018">
-    <w:abstractNumId w:val="9"/>
+    <w:abstractNumId w:val="10"/>
   </w:num>
   <w:num w:numId="2" w16cid:durableId="949628884">
-    <w:abstractNumId w:val="2"/>
+    <w:abstractNumId w:val="3"/>
   </w:num>
   <w:num w:numId="3" w16cid:durableId="766004775">
-    <w:abstractNumId w:val="6"/>
+    <w:abstractNumId w:val="7"/>
   </w:num>
   <w:num w:numId="4" w16cid:durableId="13582828">
+    <w:abstractNumId w:val="14"/>
+  </w:num>
+  <w:num w:numId="5" w16cid:durableId="421804782">
+    <w:abstractNumId w:val="16"/>
+  </w:num>
+  <w:num w:numId="6" w16cid:durableId="1002002976">
     <w:abstractNumId w:val="13"/>
   </w:num>
-  <w:num w:numId="5" w16cid:durableId="421804782">
-    <w:abstractNumId w:val="15"/>
-  </w:num>
-  <w:num w:numId="6" w16cid:durableId="1002002976">
-    <w:abstractNumId w:val="12"/>
-  </w:num>
   <w:num w:numId="7" w16cid:durableId="1569340361">
-    <w:abstractNumId w:val="8"/>
+    <w:abstractNumId w:val="9"/>
   </w:num>
   <w:num w:numId="8" w16cid:durableId="1820920921">
     <w:abstractNumId w:val="0"/>
   </w:num>
   <w:num w:numId="9" w16cid:durableId="2118477494">
-    <w:abstractNumId w:val="3"/>
+    <w:abstractNumId w:val="4"/>
   </w:num>
   <w:num w:numId="10" w16cid:durableId="908422153">
-    <w:abstractNumId w:val="11"/>
+    <w:abstractNumId w:val="12"/>
   </w:num>
   <w:num w:numId="11" w16cid:durableId="1958295741">
-    <w:abstractNumId w:val="7"/>
+    <w:abstractNumId w:val="8"/>
   </w:num>
   <w:num w:numId="12" w16cid:durableId="1560749419">
-    <w:abstractNumId w:val="14"/>
+    <w:abstractNumId w:val="15"/>
   </w:num>
   <w:num w:numId="13" w16cid:durableId="91511162">
     <w:abstractNumId w:val="1"/>
   </w:num>
   <w:num w:numId="14" w16cid:durableId="1930041927">
+    <w:abstractNumId w:val="6"/>
+  </w:num>
+  <w:num w:numId="15" w16cid:durableId="175001702">
     <w:abstractNumId w:val="5"/>
   </w:num>
-  <w:num w:numId="15" w16cid:durableId="175001702">
-    <w:abstractNumId w:val="4"/>
+  <w:num w:numId="16" w16cid:durableId="623658314">
+    <w:abstractNumId w:val="11"/>
   </w:num>
-  <w:num w:numId="16" w16cid:durableId="623658314">
-    <w:abstractNumId w:val="10"/>
+  <w:num w:numId="17" w16cid:durableId="412898846">
+    <w:abstractNumId w:val="2"/>
   </w:num>
 </w:numbering>
 </file>
@@ -5778,6 +7754,75 @@
       <w:ind w:left="440"/>
     </w:pPr>
   </w:style>
+  <w:style w:type="paragraph" w:styleId="HTMLPreformatted">
+    <w:name w:val="HTML Preformatted"/>
+    <w:basedOn w:val="Normal"/>
+    <w:link w:val="HTMLPreformattedChar"/>
+    <w:uiPriority w:val="99"/>
+    <w:unhideWhenUsed/>
+    <w:rsid w:val="005B3107"/>
+    <w:pPr>
+      <w:tabs>
+        <w:tab w:val="left" w:pos="916"/>
+        <w:tab w:val="left" w:pos="1832"/>
+        <w:tab w:val="left" w:pos="2748"/>
+        <w:tab w:val="left" w:pos="3664"/>
+        <w:tab w:val="left" w:pos="4580"/>
+        <w:tab w:val="left" w:pos="5496"/>
+        <w:tab w:val="left" w:pos="6412"/>
+        <w:tab w:val="left" w:pos="7328"/>
+        <w:tab w:val="left" w:pos="8244"/>
+        <w:tab w:val="left" w:pos="9160"/>
+        <w:tab w:val="left" w:pos="10076"/>
+        <w:tab w:val="left" w:pos="10992"/>
+        <w:tab w:val="left" w:pos="11908"/>
+        <w:tab w:val="left" w:pos="12824"/>
+        <w:tab w:val="left" w:pos="13740"/>
+        <w:tab w:val="left" w:pos="14656"/>
+      </w:tabs>
+      <w:spacing w:line="240" w:lineRule="auto"/>
+      <w:ind w:left="0"/>
+    </w:pPr>
+    <w:rPr>
+      <w:rFonts w:ascii="Courier New" w:eastAsia="Times New Roman" w:hAnsi="Courier New" w:cs="Courier New"/>
+      <w:sz w:val="20"/>
+      <w:szCs w:val="20"/>
+      <w:lang w:val="en-US"/>
+    </w:rPr>
+  </w:style>
+  <w:style w:type="character" w:customStyle="1" w:styleId="HTMLPreformattedChar">
+    <w:name w:val="HTML Preformatted Char"/>
+    <w:basedOn w:val="DefaultParagraphFont"/>
+    <w:link w:val="HTMLPreformatted"/>
+    <w:uiPriority w:val="99"/>
+    <w:rsid w:val="005B3107"/>
+    <w:rPr>
+      <w:rFonts w:ascii="Courier New" w:eastAsia="Times New Roman" w:hAnsi="Courier New" w:cs="Courier New"/>
+      <w:sz w:val="20"/>
+      <w:szCs w:val="20"/>
+      <w:lang w:val="en-US"/>
+    </w:rPr>
+  </w:style>
+  <w:style w:type="character" w:customStyle="1" w:styleId="keyword">
+    <w:name w:val="keyword"/>
+    <w:basedOn w:val="DefaultParagraphFont"/>
+    <w:rsid w:val="005B3107"/>
+  </w:style>
+  <w:style w:type="character" w:customStyle="1" w:styleId="comment">
+    <w:name w:val="comment"/>
+    <w:basedOn w:val="DefaultParagraphFont"/>
+    <w:rsid w:val="005B3107"/>
+  </w:style>
+  <w:style w:type="character" w:customStyle="1" w:styleId="literal">
+    <w:name w:val="literal"/>
+    <w:basedOn w:val="DefaultParagraphFont"/>
+    <w:rsid w:val="005B3107"/>
+  </w:style>
+  <w:style w:type="character" w:customStyle="1" w:styleId="constant">
+    <w:name w:val="constant"/>
+    <w:basedOn w:val="DefaultParagraphFont"/>
+    <w:rsid w:val="005B3107"/>
+  </w:style>
 </w:styles>
 </file>
 
